--- a/manuscript/discovery_revision_20261027/Supplementary_Methods.docx
+++ b/manuscript/discovery_revision_20261027/Supplementary_Methods.docx
@@ -29,7 +29,7 @@
         <w:t xml:space="preserve">Spatial-filter refitting improves limited-label EEG decoding beyond classifier recalibration</w:t>
       </w:r>
       <w:r>
-        <w:t xml:space="preserve">. It integrates the original frozen comparison and the later school-HPC discovery rounds while preserving the original datasets, model identities, endpoint roles and result files. The original submission’s scientific and provenance supplements remain available at their versioned paths.</w:t>
+        <w:t xml:space="preserve">. It defines the matched-label component analysis, original comparison and subsequent component experiments. Original scientific and provenance supplements remain available at their versioned paths.</w:t>
       </w:r>
     </w:p>
     <w:bookmarkStart w:id="20" w:name="s-1.-study-layers-and-statistical-units"/>
@@ -241,7 +241,7 @@
               <w:rPr>
                 <w:sz w:val="18"/>
               </w:rPr>
-              <w:t xml:space="preserve">V2 discovery</w:t>
+              <w:t xml:space="preserve">V2 extension</w:t>
             </w:r>
           </w:p>
         </w:tc>
@@ -305,7 +305,7 @@
               <w:rPr>
                 <w:sz w:val="18"/>
               </w:rPr>
-              <w:t xml:space="preserve">Development data had already been exposed</w:t>
+              <w:t xml:space="preserve">Later design informed by earlier results</w:t>
             </w:r>
           </w:p>
         </w:tc>
@@ -323,7 +323,7 @@
               <w:rPr>
                 <w:sz w:val="18"/>
               </w:rPr>
-              <w:t xml:space="preserve">V3 discovery</w:t>
+              <w:t xml:space="preserve">V3 extension</w:t>
             </w:r>
           </w:p>
         </w:tc>
@@ -355,7 +355,7 @@
               <w:rPr>
                 <w:sz w:val="18"/>
               </w:rPr>
-              <w:t xml:space="preserve">Prespecified candidate comparisons and exploratory component mechanisms</w:t>
+              <w:t xml:space="preserve">Predefined candidate comparisons and component mechanisms</w:t>
             </w:r>
           </w:p>
         </w:tc>
@@ -387,7 +387,7 @@
               <w:rPr>
                 <w:sz w:val="18"/>
               </w:rPr>
-              <w:t xml:space="preserve">Data had already been exposed; all resulting hypotheses remain discovery findings</w:t>
+              <w:t xml:space="preserve">Task matrix and comparison roles frozen before execution</w:t>
             </w:r>
           </w:p>
         </w:tc>
@@ -480,7 +480,7 @@
         <w:pStyle w:val="BodyText"/>
       </w:pPr>
       <w:r>
-        <w:t xml:space="preserve">Participant was the independent unit for real-EEG endpoint intervals. Seeds were averaged within session and sessions within participant. The neural source conditions share participants; pooled teachers are also shared across participant evaluations. Neither model counts nor repeated target predictions supply additional independent participants. Bootstrap uncertainty for pooled teachers is conditional on those fitted teachers.</w:t>
+        <w:t xml:space="preserve">Participant was the independent unit for real-EEG intervals. Seeds were averaged within session and sessions within participant. V2/V3 used the same already-exposed development participants; their intervals are pointwise exploratory summaries. Pooled teachers are shared across participant evaluations, so their bootstrap uncertainty is conditional on the fitted teachers. Model, seed and repeated-prediction counts describe the nested experiments.</w:t>
       </w:r>
     </w:p>
     <w:bookmarkEnd w:id="20"/>
@@ -506,7 +506,7 @@
         <w:pStyle w:val="BodyText"/>
       </w:pPr>
       <w:r>
-        <w:t xml:space="preserve">The original conventional update comparison pooled 40 source-training trials with the 19/20 current-support trials. Neural fine-tuning in V3 optimized current support only, starting from the specified source checkpoint. The functional constraint additionally evaluated the participant’s 40 source-training examples as fixed prediction anchors. Source validation selected source epochs; it did not select target adaptation epochs. The pooled source regime used the six participants’ source training/validation sets, not their query data.</w:t>
+        <w:t xml:space="preserve">The two conventional updates pooled the same 40 source-training trials with the same 19/20 current-support trials. The frozen comparator used source training alone. Neural fine-tuning in V3 optimized current support only, starting from the specified source checkpoint. The functional constraint additionally evaluated the participant’s 40 source-training examples as fixed prediction anchors. Source validation selected source epochs; it did not select target adaptation epochs. The pooled source regime used the six participants’ source training/validation sets, not their query data.</w:t>
       </w:r>
     </w:p>
     <w:p>
@@ -514,7 +514,7 @@
         <w:pStyle w:val="BodyText"/>
       </w:pPr>
       <w:r>
-        <w:t xml:space="preserve">All methods compared within a saved query identity used the same ordered trial IDs and true labels. Importing EA-CSP from V2 required actual ordered trial/label agreement, because versioned query-hash conventions differed. A successful hash comparison alone was not substituted for identity alignment.</w:t>
+        <w:t xml:space="preserve">All methods compared within a saved query identity used the same ordered trial IDs and true labels. Importing EA-CSP from V2 required actual ordered trial/label agreement, because versioned query-hash conventions differed. The identity comparison used actual ordered arrays alongside their checksums.</w:t>
       </w:r>
     </w:p>
     <w:p>
@@ -522,7 +522,7 @@
         <w:pStyle w:val="BodyText"/>
       </w:pPr>
       <w:r>
-        <w:t xml:space="preserve">BA required both true classes. Participant target endpoints required all five sessions and all scheduled neural seeds. Undefined groups remained explicit rather than disappearing from the mean. Source-query metrics were reported separately. The original trial exclusions and window lengths were not changed to improve a new score.</w:t>
+        <w:t xml:space="preserve">BA required both true classes. Participant target endpoints required all five sessions and all scheduled neural seeds. Undefined groups retained an explicit missing status. Source-query metrics were reported separately. The original trial exclusions and five-second window definition were retained.</w:t>
       </w:r>
     </w:p>
     <w:bookmarkStart w:id="21" w:name="cue-window-interpretation"/>
@@ -539,7 +539,7 @@
         <w:pStyle w:val="FirstParagraph"/>
       </w:pPr>
       <w:r>
-        <w:t xml:space="preserve">Seven thousand one hundred fifty-six complete sample windows were retained from 7,200 exported events; 44 crossed recording boundaries. The event-code documentation and MOABB interval establish the released cue-anchored convention. Reconstructing phase-pure motor imagery for each window would additionally require original marker arrays, task-end/feedback boundaries and the precise derivative-conversion lineage. The variable online trial duration alone establishes neither a cutting error nor the behavioral meaning of each partial event.</w:t>
+        <w:t xml:space="preserve">Seven thousand one hundred fifty-six complete sample windows were retained from 7,200 exported events; 44 crossed recording boundaries. The event-code documentation and MOABB interval establish the released cue-anchored convention. Reconstructing phase-pure motor imagery for each window would additionally require original marker arrays, task-end/feedback boundaries and the precise derivative-conversion lineage. Each partial event denotes an incomplete recorded window; interpreting its task phase requires those original boundaries.</w:t>
       </w:r>
     </w:p>
     <w:bookmarkEnd w:id="21"/>
@@ -715,7 +715,7 @@
         <w:pStyle w:val="FirstParagraph"/>
       </w:pPr>
       <w:r>
-        <w:t xml:space="preserve">The two contributions were averaged over five sessions within each participant before cohort inference. They exactly reconstruct the saved BA difference. The 73.7% spatial-component share is the ratio of cohort-average full-minus-LDA-only to full-minus-frozen, not an independently estimated causal proportion of neural adaptation.</w:t>
+        <w:t xml:space="preserve">The two contributions were averaged over five sessions within each participant before cohort inference. They exactly reconstruct the saved BA difference. The 73.7% spatial-component share is the descriptive ratio of cohort-average full-minus-LDA-only to full-minus-frozen. It decomposes the observed pipeline contrasts.</w:t>
       </w:r>
     </w:p>
     <w:p>
@@ -723,7 +723,7 @@
         <w:pStyle w:val="BodyText"/>
       </w:pPr>
       <w:r>
-        <w:t xml:space="preserve">Original primary-cohort mean full-minus-LDA-only was 5.47 pp, with corrected-error and introduced-error contributions 16.04 pp and 10.57 pp. Left/right recall changes were 6.16 pp and 4.78 pp, individually with intervals crossingzero. The same component contrast was positive in 10/12 participant averages and all five session means; participant-deletion means ranged 4.39–6.28 pp. These are related descriptions of the same fitted models and predictions.</w:t>
+        <w:t xml:space="preserve">Original primary-cohort mean full-minus-LDA-only was 5.47 pp, with corrected-error and introduced-error contributions 16.04 pp and 10.57 pp. Left/right recall changes were 6.16 pp and 4.78 pp, with both individual intervals including zero. The same component contrast was positive in 10/12 participant averages and all five session means; participant-deletion means ranged 4.39–6.28 pp. These are related descriptions of the same fitted models and predictions.</w:t>
       </w:r>
     </w:p>
     <w:p>
@@ -731,7 +731,7 @@
         <w:pStyle w:val="BodyText"/>
       </w:pPr>
       <w:r>
-        <w:t xml:space="preserve">The pre-existing amplitude flag was 250 µV maximum raw channel peak-to-peak. It flagged 1,512/7,156 complete windows. Saved-prediction/QC matching used trial identity, role, true label and inclusion status. The unflagged target endpoint required both classes in every session; only ten original primary participants met that criterion. Their unflagged full-minus-frozen gain was 5.96 pp[0.99, 11.24] and component gain 3.82 pp[1.11, 6.72]. Their corresponding full-query gains were 6.50 pp and 4.53 pp. Restricting query evaluation did not alter source or support data, and the unflagged subset was not labeled artifact-free.</w:t>
+        <w:t xml:space="preserve">The pre-existing amplitude flag was 250 µV maximum raw channel peak-to-peak. It flagged 1,512/7,156 complete windows. Saved-prediction/QC matching used trial identity, role, true label and inclusion status. The unflagged target endpoint required both classes in every session; only ten original primary participants met that criterion. Their unflagged full-minus-frozen gain was 5.96 pp[0.99, 11.24] and component gain 3.82 pp[1.11, 6.72]. Their corresponding full-query gains were 6.50 pp and 4.53 pp. Source and support data were retained during this amplitude-conditional query restriction; the flag identifies a signal-amplitude property rather than a complete artifact assessment.</w:t>
       </w:r>
     </w:p>
     <w:p>
@@ -739,7 +739,59 @@
         <w:pStyle w:val="BodyText"/>
       </w:pPr>
       <w:r>
-        <w:t xml:space="preserve">Original exploratory exact sign-flip tests enumerated all 2^n assignments under a sign-symmetric reference. Four-comparison Holm-adjusted p values were.05859 for full-minus-frozen and.04102 for full-minus-LDA-only in the 12-person primary cohort. These checks were conducted after the original outcomes, and their reference distribution differs from the percentile-bootstrap construction.</w:t>
+        <w:t xml:space="preserve">The original post-hoc exact sign-flip tests enumerated all</w:t>
+      </w:r>
+      <w:r>
+        <w:t xml:space="preserve"> </w:t>
+      </w:r>
+      <m:oMath>
+        <m:sSup>
+          <m:e>
+            <m:r>
+              <m:t>2</m:t>
+            </m:r>
+          </m:e>
+          <m:sup>
+            <m:r>
+              <m:t>n</m:t>
+            </m:r>
+          </m:sup>
+        </m:sSup>
+      </m:oMath>
+      <w:r>
+        <w:t xml:space="preserve"> </w:t>
+      </w:r>
+      <w:r>
+        <w:t xml:space="preserve">sign assignments of the participant differences, retaining their magnitudes. The statistic was the absolute mean paired difference, with an inclusive boundary tolerance of</w:t>
+      </w:r>
+      <w:r>
+        <w:t xml:space="preserve"> </w:t>
+      </w:r>
+      <m:oMath>
+        <m:sSup>
+          <m:e>
+            <m:r>
+              <m:t>10</m:t>
+            </m:r>
+          </m:e>
+          <m:sup>
+            <m:r>
+              <m:rPr>
+                <m:sty m:val="p"/>
+              </m:rPr>
+              <m:t>−</m:t>
+            </m:r>
+            <m:r>
+              <m:t>12</m:t>
+            </m:r>
+          </m:sup>
+        </m:sSup>
+      </m:oMath>
+      <w:r>
+        <w:t xml:space="preserve"> </w:t>
+      </w:r>
+      <w:r>
+        <w:t xml:space="preserve">in BA units. The four-test family comprised full-minus-frozen, full-minus-LDA-only and LDA-only-minus-frozen in the 12-person primary cohort, and full-minus-frozen in the ten-person eligible unflagged subset. Unadjusted p values were 0.01953125, 0.01025390625, 0.26123046875 and 0.076171875; Holm-adjusted values were 0.05859375, 0.041015625, 0.26123046875 and 0.15234375, respectively. These tests use a sign-symmetric null conditional on the observed magnitudes; they are distinct from a signs-only test. The original percentile-bootstrap intervals are pointwise and unadjusted for this family.</w:t>
       </w:r>
     </w:p>
     <w:bookmarkEnd w:id="23"/>
@@ -2395,7 +2447,7 @@
         <w:pStyle w:val="BodyText"/>
       </w:pPr>
       <w:r>
-        <w:t xml:space="preserve">The candidate-minus-tangent_refit cap 20 comparison retains its prespecified primary role. Candidate-minus-saved-V2-EA-CSP is the strong reference. All other budgets and ablations remain descriptive discovery comparisons.</w:t>
+        <w:t xml:space="preserve">The candidate-minus-tangent_refit cap 20 comparison retains its prespecified primary role. Candidate-minus-saved-V2-EA-CSP is the strong reference. Other budgets and ablations provide the full component profiles.</w:t>
       </w:r>
     </w:p>
     <w:bookmarkEnd w:id="26"/>
@@ -3106,7 +3158,7 @@
         <w:pStyle w:val="BodyText"/>
       </w:pPr>
       <w:r>
-        <w:t xml:space="preserve">Fixed/adaptive BN changes normalization during gradient computation as well as the resulting buffers. Their trained weights need not coincide. Within each budget, initialization, support order, Dropout setting and optimizer exposure are held fixed. Across budgets, both examples and minibatch structure change: batch 16 yields one batch per epoch for caps≤16 and two for 19/20. With three BN modules, 20 epochs correspond to 60 or 120 total batch-counter increments. The cap 20 contrast therefore cannot establish a general monotone relation between label quantity and BN benefit.</w:t>
+        <w:t xml:space="preserve">Fixed/adaptive BN changes normalization during gradient computation and the resulting running state; weight trajectories can consequently differ. Within each budget, initialization, support order, Dropout and optimizer exposure are held fixed. Across budgets, examples and minibatch structure change together: batch 16 gives one batch per epoch for caps≤16 and two for 19/20. With three BN modules, 20 epochs correspond to 60 or 120 total batch-counter increments. Thus the within-budget comparison identifies the BN-mode effect, while the between-budget profiles combine label quantity, class composition and update schedule.</w:t>
       </w:r>
     </w:p>
     <w:p>
@@ -3114,7 +3166,7 @@
         <w:pStyle w:val="BodyText"/>
       </w:pPr>
       <w:r>
-        <w:t xml:space="preserve">The functional policy evaluates teacher-to-candidate mean KL on 40 source-training anchors and enforces δ=0.01 in the core experiment, with separate full runs at 0.001 and 0.1. Up to 12 halvings are attempted for a proposed optimizer step. Rejected proposals restore parameters and Adam state and are counted separately from accepted optimizer updates. This is part of the algorithm, not an automatic restart of a scientific fit. Pinsker and Jensen yield mean anchor total variation ≤√(δ/2); this finite-anchor probability statement does not bound discrete class changes or unseen-target BA.</w:t>
+        <w:t xml:space="preserve">The functional policy evaluates teacher-to-candidate mean KL on 40 source-training anchors and enforces δ=0.01 in the core experiment, with separate full runs at 0.001 and 0.1. Up to 12 halvings are attempted for a proposed optimizer step. Rejected proposals restore parameters and Adam state and are counted separately from accepted optimizer updates. These steps form the constrained optimizer’s proposal procedure. Pinsker and Jensen give mean anchor total variation ≤√(δ/2); this finite-anchor probability statement does not bound discrete class changes or unseen-target BA.</w:t>
       </w:r>
     </w:p>
     <w:bookmarkEnd w:id="28"/>
@@ -3132,7 +3184,7 @@
         <w:pStyle w:val="FirstParagraph"/>
       </w:pPr>
       <w:r>
-        <w:t xml:space="preserve">The supplied machine-readable analysis retains every method, budget, participant, session and seed, including the primary candidate failures. Prespecified roles are separate from the selection of a narrative after results were available. Later pointwise discovery intervals use 10,000 participant resamples and seed 20261023; original intervals use seed 42. They should not be interpreted as a confirmatory multiple-comparison procedure across the discovery matrix.</w:t>
+        <w:t xml:space="preserve">Machine-readable tables retain every method, budget, participant, session and seed, together with the predefined contrast roles. Original intervals use 10,000 participant resamples with seed 42; extension intervals use the same number with seed 20261023. Complete method and budget profiles accompany the selected component interpretations.</w:t>
       </w:r>
     </w:p>
     <w:p>
@@ -3140,7 +3192,7 @@
         <w:pStyle w:val="BodyText"/>
       </w:pPr>
       <w:r>
-        <w:t xml:space="preserve">The cap 20 BN-mode participant-deletion mean ranges were+1.07 to+1.90 pp for individual sources and+1.34 to+2.29 pp for pooled sources. These are descriptions of the same six-person result. The later neural comparison does not promote its smaller positive interval into a new predefined primary hypothesis.</w:t>
+        <w:t xml:space="preserve">The cap 20 BN-mode participant-deletion mean ranges were+1.07 to+1.90 pp for individual sources and+1.34 to+2.29 pp for pooled sources. These summaries assess participant influence on the same six-person result.</w:t>
       </w:r>
     </w:p>
     <w:p>
@@ -3148,7 +3200,7 @@
         <w:pStyle w:val="BodyText"/>
       </w:pPr>
       <w:r>
-        <w:t xml:space="preserve">Collapse means a model/session predicts one class on its query set even when both true classes exist. Cap 20 fixed-BN/adaptive-BN collapse counts were 8/16 for individual sources and 0/18 for pooled sources, each out of 90 nested seed/session cells. All were retained in BA. They are not statistically independent events.</w:t>
+        <w:t xml:space="preserve">Collapse means a model/session predicts one class on its query set even when both true classes exist. Cap 20 fixed-BN/adaptive-BN collapse counts were 8/16 for individual sources and 0/18 for pooled sources, each out of 90 nested seed/session cells. All predictions contributed to BA; participant averages define the independent endpoint.</w:t>
       </w:r>
     </w:p>
     <w:bookmarkEnd w:id="29"/>
@@ -3166,7 +3218,7 @@
         <w:pStyle w:val="FirstParagraph"/>
       </w:pPr>
       <w:r>
-        <w:t xml:space="preserve">The fixed factorial grid used p∈{16, 64}, source examples per class∈{10, 20,100}, support examples per class∈{1, 2, 5, 10}, shift type∈{none, common, contrast, both}, anisotropy∈{1, 20}, and stationary AR(1) correlation∈{0, 0.5}. Shift scale was.5, with 50 paired draws and 100 query examples per class. All nine methods received the same source/support/query draws within each replicate. The estimator was not given the true serial-correlation parameter as an oracle correction.</w:t>
+        <w:t xml:space="preserve">The fixed factorial grid used p∈{16, 64}, source examples per class∈{10, 20,100}, support examples per class∈{1, 2, 5, 10}, shift type∈{none, common, contrast, both}, anisotropy∈{1, 20}, and stationary AR(1) correlation∈{0, 0.5}. Shift scale was.5, with 50 paired draws and 100 query examples per class. All nine methods received the same source/support/query draws within each replicate. The estimator used its fixed variance approximation across all generating correlations.</w:t>
       </w:r>
     </w:p>
     <w:p>
@@ -3203,7 +3255,7 @@
         <w:t xml:space="preserve"> </w:t>
       </w:r>
       <w:r>
-        <w:t xml:space="preserve">before taking the logarithm. Outcomes comprise BA, cross entropy, binary Brier score and two class-mean squared-error definitions. Full-grid averaging gives every frozen scenario equal weight; paired Monte Carlo variation measures the finite draws in this fixed grid, not uncertainty over EEG participants or all possible mechanisms. Condition-specific findings remain within this known data-generating setup.</w:t>
+        <w:t xml:space="preserve">before taking the logarithm. Outcomes comprise BA, cross entropy, binary Brier score and two class-mean squared-error definitions. Full-grid averaging gives every frozen scenario equal weight. Paired Monte Carlo variation measures the finite draws under these fixed generating conditions, separately from the human-participant endpoint intervals.</w:t>
       </w:r>
     </w:p>
     <w:p>
@@ -3211,7 +3263,7 @@
         <w:pStyle w:val="BodyText"/>
       </w:pPr>
       <w:r>
-        <w:t xml:space="preserve">The companion figure and saved scenario table display performance by shift, noise anisotropy, dimension, source size and serial correlation. No favorable subset of scenarios replaces the complete-grid result. Probability-based EEG diagnostics are post-hoc saved-output analyses; numerical probability clipping for logarithmic scoring is identified in their analysis record.</w:t>
+        <w:t xml:space="preserve">The companion figure and saved scenario table display performance by shift, noise anisotropy, dimension, source size and serial correlation. Full-grid summaries accompany the factor-specific profiles. Probability-based EEG diagnostics use the saved probabilities; their numerical logarithmic-scoring floor is identified in the analysis record.</w:t>
       </w:r>
     </w:p>
     <w:bookmarkEnd w:id="30"/>
@@ -3229,7 +3281,7 @@
         <w:pStyle w:val="FirstParagraph"/>
       </w:pPr>
       <w:r>
-        <w:t xml:space="preserve">Original source/support probes evaluated low-dimensional power and source-fitted representations, followed by supervised CSP4/LDA controls. The support-half analysis split each class chronologically and retained frozen source transforms. Among 30 sessions, 19 had positive signed source-score orientation in both halves, two were negative in both, and nine changed sign. These observations separate agreement from intended class orientation; they do not define an accepted update gate.</w:t>
+        <w:t xml:space="preserve">Original source/support probes evaluated low-dimensional power and source-fitted representations, followed by supervised CSP4/LDA controls. The support-half analysis split each class chronologically and retained frozen source transforms. Among 30 sessions, 19 had positive signed source-score orientation in both halves, two were negative in both, and nine changed sign. These observations distinguish calibration-subset agreement from the intended class orientation, providing measurements for future support-driven policy tests.</w:t>
       </w:r>
     </w:p>
     <w:p>
@@ -3237,7 +3289,7 @@
         <w:pStyle w:val="BodyText"/>
       </w:pPr>
       <w:r>
-        <w:t xml:space="preserve">All interpretation retains potential cue/feedback mixing, fixed zero-phase offline filtering, amplitude artifacts in both fitting and query data, one public cohort, prior test exposure and modest independent sample size. Pooled source labels and additional validation labels are reported as information-budget differences. The experiment does not estimate human skill retention, plasticity, clinical efficacy or prospective closed-loop improvement.</w:t>
+        <w:t xml:space="preserve">The endpoint is offline task-label decoding in one public longitudinal cohort. Cue/feedback contributions, zero-phase filtering and amplitude artifacts in fitting/query data affect its interpretation. Pooled-source and source-validation labels are explicit information-budget differences; independent participant validation remains the next step for the component hypotheses.</w:t>
       </w:r>
     </w:p>
     <w:bookmarkEnd w:id="31"/>
@@ -3299,7 +3351,7 @@
         <w:pStyle w:val="BodyText"/>
       </w:pPr>
       <w:r>
-        <w:t xml:space="preserve">The original three slot jobs were 775309, 775310 and 775311. Each completed 42 tasks with recorded exit 0, no restart; actual slot walltimes show sequential execution. Submission for three available slots was a capacity setting, not evidence of simultaneous execution. Such runtime/storage details establish provenance and completion, not the numerical accuracy of predictions.</w:t>
+        <w:t xml:space="preserve">The original three slot jobs were 775309, 775310 and 775311. Each completed 42 tasks with recorded exit 0, no restart; actual slot walltimes show sequential execution. The three-slot capacity setting produced sequential execution in the recorded allocation. Runtime and storage records document provenance; saved-prediction reconstruction supplies the numerical verification.</w:t>
       </w:r>
     </w:p>
     <w:p>
@@ -3307,7 +3359,7 @@
         <w:pStyle w:val="BodyText"/>
       </w:pPr>
       <w:r>
-        <w:t xml:space="preserve">This revision reused saved outputs. It did not launch a new fit, load real checkpoint weights, repeat a query forward pass, add seeds, alter support windows or change a source model. Original submitted packages and prior failed/negative results remain at their paths. Reproduction scripts, table definitions, figure inputs and targeted verification are identified in the accompanying revision report.</w:t>
+        <w:t xml:space="preserve">This revision reused saved predictions, metrics and histories with the original fitted models, seeds and support windows. Original submission packages and all experiment outcomes remain at their versioned paths. Reproduction scripts, table definitions, figure inputs and targeted verification are identified in the accompanying revision report.</w:t>
       </w:r>
     </w:p>
     <w:bookmarkEnd w:id="32"/>
@@ -3367,7 +3419,7 @@
         <w:t xml:space="preserve"> </w:t>
       </w:r>
       <w:r>
-        <w:t xml:space="preserve">are separate frozen variants; no dose or cap has been selected from this table. The saved EA reference is included under the geometric scope after ordered query-identity alignment.</w:t>
+        <w:t xml:space="preserve">identify the separately frozen variants. The saved EA reference is included under the geometric scope after ordered query-identity alignment.</w:t>
       </w:r>
     </w:p>
     <w:tbl>
@@ -6937,7 +6989,7 @@
         <w:pStyle w:val="BodyText"/>
       </w:pPr>
       <w:r>
-        <w:t xml:space="preserve">All paired participant differences, pointwise intervals, negative-participant counts and reference-role labels are retained in the companion comparison table. The full primary geometry and neural candidate outcomes appear in the main text; this complete grid supplies context without changing those roles.</w:t>
+        <w:t xml:space="preserve">All paired participant differences, pointwise intervals, negative-participant counts and reference-role labels are retained in the companion comparison table. The full primary geometric and neural outcomes appear in the main text; this table supplies the complete budget context.</w:t>
       </w:r>
     </w:p>
     <w:bookmarkEnd w:id="33"/>
@@ -6955,7 +7007,7 @@
         <w:pStyle w:val="FirstParagraph"/>
       </w:pPr>
       <w:r>
-        <w:t xml:space="preserve">These means give every frozen scenario and paired draw equal weight. Probability scoring uses the saved simulation definitions. They are not human EEG results, and their numerical scales are conditional on the synthetic generator.</w:t>
+        <w:t xml:space="preserve">These means give every frozen scenario and paired draw equal weight. Probability scoring uses the saved simulation definitions; these numerical scales apply to the synthetic generator.</w:t>
       </w:r>
     </w:p>
     <w:tbl>
@@ -7807,7 +7859,7 @@
         <w:pStyle w:val="BodyText"/>
       </w:pPr>
       <w:r>
-        <w:t xml:space="preserve">The full candidate minus tangent refitting was−5.8255 BA points. Of 384 scenario means, eight favored the candidate and 376 favored refitting. Candidate feature-mean squared error exceeded refitting in every scenario mean. Posterior-predictive versus point candidate prediction changed mean cross entropy by−0.34094, Brier by−0.00191 and BA by−0.0398 percentage points. These comparisons separate improvements in a probability score from superiority in decoding or estimation.</w:t>
+        <w:t xml:space="preserve">The full candidate minus tangent refitting was−5.8255 BA points. Of 384 scenario means, eight favored the candidate and 376 favored refitting. Candidate feature-mean squared error was larger than refitting in every scenario mean. Posterior-predictive versus point candidate prediction changed mean cross entropy by−0.34094, Brier by−0.00191 and BA by−0.0398 percentage points. The contrasts separate probability scoring from classification and mean estimation.</w:t>
       </w:r>
     </w:p>
     <w:bookmarkEnd w:id="34"/>

--- a/manuscript/discovery_revision_20261027/Supplementary_Methods.docx
+++ b/manuscript/discovery_revision_20261027/Supplementary_Methods.docx
@@ -2,7 +2,7 @@
 <file path=word/document.xml><?xml version="1.0" encoding="utf-8"?>
 <w:document xmlns:w="http://schemas.openxmlformats.org/wordprocessingml/2006/main" xmlns:m="http://schemas.openxmlformats.org/officeDocument/2006/math" xmlns:r="http://schemas.openxmlformats.org/officeDocument/2006/relationships" xmlns:o="urn:schemas-microsoft-com:office:office" xmlns:v="urn:schemas-microsoft-com:vml" xmlns:w10="urn:schemas-microsoft-com:office:word" xmlns:a="http://schemas.openxmlformats.org/drawingml/2006/main" xmlns:pic="http://schemas.openxmlformats.org/drawingml/2006/picture" xmlns:wp="http://schemas.openxmlformats.org/drawingml/2006/wordprocessingDrawing">
   <w:body>
-    <w:bookmarkStart w:id="35" w:name="X6ef3529dd4b82db1d2425ab396404021b416279"/>
+    <w:bookmarkStart w:id="40" w:name="X6ef3529dd4b82db1d2425ab396404021b416279"/>
     <w:p>
       <w:pPr>
         <w:pStyle w:val="Heading1"/>
@@ -3289,7 +3289,7 @@
         <w:pStyle w:val="BodyText"/>
       </w:pPr>
       <w:r>
-        <w:t xml:space="preserve">The endpoint is offline task-label decoding in one public longitudinal cohort. Cue/feedback contributions, zero-phase filtering and amplitude artifacts in fitting/query data affect its interpretation. Pooled-source and source-validation labels are explicit information-budget differences; independent participant validation remains the next step for the component hypotheses.</w:t>
+        <w:t xml:space="preserve">The Kumar and V2/V3 endpoints are offline task-label decoding in the same longitudinal cohort. Cue/feedback contributions, zero-phase filtering and amplitude artifacts in fitting/query data affect their interpretation. Pooled-source and source-validation labels are explicit information-budget differences. The separate fixed-budget BNCI replication in Section S12 evaluates spatial update operations in another acquisition; independent neural validation remains a further step.</w:t>
       </w:r>
     </w:p>
     <w:bookmarkEnd w:id="31"/>
@@ -3359,7 +3359,7 @@
         <w:pStyle w:val="BodyText"/>
       </w:pPr>
       <w:r>
-        <w:t xml:space="preserve">This revision reused saved predictions, metrics and histories with the original fitted models, seeds and support windows. Original submission packages and all experiment outcomes remain at their versioned paths. Reproduction scripts, table definitions, figure inputs and targeted verification are identified in the accompanying revision report.</w:t>
+        <w:t xml:space="preserve">Kumar analyses reused saved predictions, metrics and histories with their original fitted models, seeds and support windows. The external replication in Section S12 generated its own four-method predictions. Original submission packages and all experiment outcomes remain at their versioned paths. Reproduction scripts, table definitions, figure inputs and targeted verification are identified in the accompanying revision report.</w:t>
       </w:r>
     </w:p>
     <w:bookmarkEnd w:id="32"/>
@@ -7863,7 +7863,2047 @@
       </w:r>
     </w:p>
     <w:bookmarkEnd w:id="34"/>
+    <w:bookmarkStart w:id="39" w:name="X81a1d3b384eb3f2d889122fe949c314ac1b3c3a"/>
+    <w:p>
+      <w:pPr>
+        <w:pStyle w:val="Heading2"/>
+      </w:pPr>
+      <w:r>
+        <w:t xml:space="preserve">S 12. Fixed external component replication</w:t>
+      </w:r>
+    </w:p>
+    <w:bookmarkStart w:id="35" w:name="dataset-events-and-information-access"/>
+    <w:p>
+      <w:pPr>
+        <w:pStyle w:val="Heading3"/>
+      </w:pPr>
+      <w:r>
+        <w:t xml:space="preserve">Dataset, events and information access</w:t>
+      </w:r>
+    </w:p>
+    <w:p>
+      <w:pPr>
+        <w:pStyle w:val="FirstParagraph"/>
+      </w:pPr>
+      <w:r>
+        <w:t xml:space="preserve">BNCI2014-001/BCI Competition IV 2a contains nine participants, each recorded on two different days. The reviewed original publication and six-page protocol describe six MI runs/session, with 48 four-class trials per run. The released original MAT files have all class labels; only left/right labels 1/2 were mapped to 0/1. Their</w:t>
+      </w:r>
+      <w:r>
+        <w:t xml:space="preserve"> </w:t>
+      </w:r>
+      <w:r>
+        <w:rPr>
+          <w:rStyle w:val="VerbatimChar"/>
+        </w:rPr>
+        <w:t xml:space="preserve">classes</w:t>
+      </w:r>
+      <w:r>
+        <w:t xml:space="preserve"> </w:t>
+      </w:r>
+      <w:r>
+        <w:t xml:space="preserve">arrays were explicitly checked. The initial EOG calibration objects have no MI trial indices and were excluded from MI-run numbering.</w:t>
+      </w:r>
+    </w:p>
+    <w:p>
+      <w:pPr>
+        <w:pStyle w:val="BodyText"/>
+      </w:pPr>
+      <w:r>
+        <w:t xml:space="preserve">The one-based MAT</w:t>
+      </w:r>
+      <w:r>
+        <w:t xml:space="preserve"> </w:t>
+      </w:r>
+      <w:r>
+        <w:rPr>
+          <w:rStyle w:val="VerbatimChar"/>
+        </w:rPr>
+        <w:t xml:space="preserve">trial</w:t>
+      </w:r>
+      <w:r>
+        <w:t xml:space="preserve"> </w:t>
+      </w:r>
+      <w:r>
+        <w:t xml:space="preserve">field marks trial start. Cue onset is 500 samples later at 250 Hz. Epochs contain samples</w:t>
+      </w:r>
+      <w:r>
+        <w:t xml:space="preserve"> </w:t>
+      </w:r>
+      <w:r>
+        <w:rPr>
+          <w:rStyle w:val="VerbatimChar"/>
+        </w:rPr>
+        <w:t xml:space="preserve">trial−1+500 : trial−1+1500</w:t>
+      </w:r>
+      <w:r>
+        <w:t xml:space="preserve">, or cue [0,4) seconds, following the source MI instruction. Processing retains the recorded reference and first 22 EEG channels, excludes EOG, converts microvolts to volts, and applies fourth-order Butterworth 8–30 Hz SOS zero-phase filtering within each continuous run. No query-dependent normalization is fitted.</w:t>
+      </w:r>
+    </w:p>
+    <w:p>
+      <w:pPr>
+        <w:pStyle w:val="BodyText"/>
+      </w:pPr>
+      <w:r>
+        <w:t xml:space="preserve">T runs 1–4 provide 96 source examples (48/class); T run 5 is unused and T run 6 is retained as an unused 24-trial source-query partition. E run 1 supplies its first 20 hand trials as support; four remaining hand trials are excluded. E runs 2–6 supply 120 query examples (60/class), with 24 per run. Support retains chronological class imbalance rather than selecting balanced labels. All 576 original four-class records per person retain sample boundaries, original artifact flags, identities and exclusion reasons.</w:t>
+      </w:r>
+    </w:p>
+    <w:p>
+      <w:pPr>
+        <w:pStyle w:val="BodyText"/>
+      </w:pPr>
+      <w:r>
+        <w:t xml:space="preserve">LDA-only, Full CSP/LDA and EA-CSP use identical 116 source/support trials; Frozen uses 96 source labels and zero target labels. EA has separate source/support covariance references and never estimates a reference from query signals. Four-component CSP and covariance/LDA shrinkage 0.1 use the existing V2 NumPy implementation. This differs from the original Kumar MNE/Ledoit–Wolf model and 40-example source setting; the between-dataset result cannot isolate acquisition from implementation and source-budget differences.</w:t>
+      </w:r>
+    </w:p>
     <w:bookmarkEnd w:id="35"/>
+    <w:bookmarkStart w:id="36" w:name="complete-results"/>
+    <w:p>
+      <w:pPr>
+        <w:pStyle w:val="Heading3"/>
+      </w:pPr>
+      <w:r>
+        <w:t xml:space="preserve">Complete results</w:t>
+      </w:r>
+    </w:p>
+    <w:p>
+      <w:pPr>
+        <w:pStyle w:val="FirstParagraph"/>
+      </w:pPr>
+      <w:r>
+        <w:t xml:space="preserve">BA values are percentages. Differences are percentage points; participants, not four-method or run rows, are the independent units.</w:t>
+      </w:r>
+    </w:p>
+    <w:tbl>
+      <w:tblPr>
+        <w:tblStyle w:val="Table"/>
+        <w:tblW w:type="pct" w:w="5000"/>
+        <w:jc w:val="left"/>
+        <w:tblLayout w:type="autofit"/>
+        <w:tblLook w:firstRow="1" w:lastRow="0" w:firstColumn="0" w:lastColumn="0" w:noHBand="0" w:noVBand="0" w:val="0020"/>
+      </w:tblPr>
+      <w:tblGrid>
+        <w:gridCol w:w="880"/>
+        <w:gridCol w:w="1173"/>
+        <w:gridCol w:w="1173"/>
+        <w:gridCol w:w="1173"/>
+        <w:gridCol w:w="1173"/>
+        <w:gridCol w:w="1173"/>
+        <w:gridCol w:w="1173"/>
+      </w:tblGrid>
+      <w:tr>
+        <w:trPr>
+          <w:tblHeader w:val="on"/>
+        </w:trPr>
+        <w:tc>
+          <w:tcPr/>
+          <w:p>
+            <w:pPr>
+              <w:pStyle w:val="Compact"/>
+              <w:spacing w:after="80"/>
+              <w:jc w:val="left"/>
+            </w:pPr>
+            <w:r>
+              <w:rPr>
+                <w:b/>
+                <w:sz w:val="18"/>
+              </w:rPr>
+              <w:t xml:space="preserve">Participant</w:t>
+            </w:r>
+          </w:p>
+        </w:tc>
+        <w:tc>
+          <w:tcPr/>
+          <w:p>
+            <w:pPr>
+              <w:pStyle w:val="Compact"/>
+              <w:spacing w:after="80"/>
+              <w:jc w:val="right"/>
+            </w:pPr>
+            <w:r>
+              <w:rPr>
+                <w:b/>
+                <w:sz w:val="18"/>
+              </w:rPr>
+              <w:t xml:space="preserve">Frozen</w:t>
+            </w:r>
+          </w:p>
+        </w:tc>
+        <w:tc>
+          <w:tcPr/>
+          <w:p>
+            <w:pPr>
+              <w:pStyle w:val="Compact"/>
+              <w:spacing w:after="80"/>
+              <w:jc w:val="right"/>
+            </w:pPr>
+            <w:r>
+              <w:rPr>
+                <w:b/>
+                <w:sz w:val="18"/>
+              </w:rPr>
+              <w:t xml:space="preserve">LDA-only</w:t>
+            </w:r>
+          </w:p>
+        </w:tc>
+        <w:tc>
+          <w:tcPr/>
+          <w:p>
+            <w:pPr>
+              <w:pStyle w:val="Compact"/>
+              <w:spacing w:after="80"/>
+              <w:jc w:val="right"/>
+            </w:pPr>
+            <w:r>
+              <w:rPr>
+                <w:b/>
+                <w:sz w:val="18"/>
+              </w:rPr>
+              <w:t xml:space="preserve">Full CSP/LDA</w:t>
+            </w:r>
+          </w:p>
+        </w:tc>
+        <w:tc>
+          <w:tcPr/>
+          <w:p>
+            <w:pPr>
+              <w:pStyle w:val="Compact"/>
+              <w:spacing w:after="80"/>
+              <w:jc w:val="right"/>
+            </w:pPr>
+            <w:r>
+              <w:rPr>
+                <w:b/>
+                <w:sz w:val="18"/>
+              </w:rPr>
+              <w:t xml:space="preserve">EA-CSP</w:t>
+            </w:r>
+          </w:p>
+        </w:tc>
+        <w:tc>
+          <w:tcPr/>
+          <w:p>
+            <w:pPr>
+              <w:pStyle w:val="Compact"/>
+              <w:spacing w:after="80"/>
+              <w:jc w:val="right"/>
+            </w:pPr>
+            <w:r>
+              <w:rPr>
+                <w:b/>
+                <w:sz w:val="18"/>
+              </w:rPr>
+              <w:t xml:space="preserve">Full − LDA</w:t>
+            </w:r>
+          </w:p>
+        </w:tc>
+        <w:tc>
+          <w:tcPr/>
+          <w:p>
+            <w:pPr>
+              <w:pStyle w:val="Compact"/>
+              <w:spacing w:after="80"/>
+              <w:jc w:val="right"/>
+            </w:pPr>
+            <w:r>
+              <w:rPr>
+                <w:b/>
+                <w:sz w:val="18"/>
+              </w:rPr>
+              <w:t xml:space="preserve">EA − Full</w:t>
+            </w:r>
+          </w:p>
+        </w:tc>
+      </w:tr>
+      <w:tr>
+        <w:tc>
+          <w:tcPr/>
+          <w:p>
+            <w:pPr>
+              <w:pStyle w:val="Compact"/>
+              <w:spacing w:after="80"/>
+              <w:jc w:val="left"/>
+            </w:pPr>
+            <w:r>
+              <w:rPr>
+                <w:sz w:val="18"/>
+              </w:rPr>
+              <w:t xml:space="preserve">1</w:t>
+            </w:r>
+          </w:p>
+        </w:tc>
+        <w:tc>
+          <w:tcPr/>
+          <w:p>
+            <w:pPr>
+              <w:pStyle w:val="Compact"/>
+              <w:spacing w:after="80"/>
+              <w:jc w:val="right"/>
+            </w:pPr>
+            <w:r>
+              <w:rPr>
+                <w:sz w:val="18"/>
+              </w:rPr>
+              <w:t xml:space="preserve">87.50</w:t>
+            </w:r>
+          </w:p>
+        </w:tc>
+        <w:tc>
+          <w:tcPr/>
+          <w:p>
+            <w:pPr>
+              <w:pStyle w:val="Compact"/>
+              <w:spacing w:after="80"/>
+              <w:jc w:val="right"/>
+            </w:pPr>
+            <w:r>
+              <w:rPr>
+                <w:sz w:val="18"/>
+              </w:rPr>
+              <w:t xml:space="preserve">85.00</w:t>
+            </w:r>
+          </w:p>
+        </w:tc>
+        <w:tc>
+          <w:tcPr/>
+          <w:p>
+            <w:pPr>
+              <w:pStyle w:val="Compact"/>
+              <w:spacing w:after="80"/>
+              <w:jc w:val="right"/>
+            </w:pPr>
+            <w:r>
+              <w:rPr>
+                <w:sz w:val="18"/>
+              </w:rPr>
+              <w:t xml:space="preserve">84.17</w:t>
+            </w:r>
+          </w:p>
+        </w:tc>
+        <w:tc>
+          <w:tcPr/>
+          <w:p>
+            <w:pPr>
+              <w:pStyle w:val="Compact"/>
+              <w:spacing w:after="80"/>
+              <w:jc w:val="right"/>
+            </w:pPr>
+            <w:r>
+              <w:rPr>
+                <w:sz w:val="18"/>
+              </w:rPr>
+              <w:t xml:space="preserve">90.00</w:t>
+            </w:r>
+          </w:p>
+        </w:tc>
+        <w:tc>
+          <w:tcPr/>
+          <w:p>
+            <w:pPr>
+              <w:pStyle w:val="Compact"/>
+              <w:spacing w:after="80"/>
+              <w:jc w:val="right"/>
+            </w:pPr>
+            <w:r>
+              <w:rPr>
+                <w:sz w:val="18"/>
+              </w:rPr>
+              <w:t xml:space="preserve">-0.83</w:t>
+            </w:r>
+          </w:p>
+        </w:tc>
+        <w:tc>
+          <w:tcPr/>
+          <w:p>
+            <w:pPr>
+              <w:pStyle w:val="Compact"/>
+              <w:spacing w:after="80"/>
+              <w:jc w:val="right"/>
+            </w:pPr>
+            <w:r>
+              <w:rPr>
+                <w:sz w:val="18"/>
+              </w:rPr>
+              <w:t xml:space="preserve">+5.83</w:t>
+            </w:r>
+          </w:p>
+        </w:tc>
+      </w:tr>
+      <w:tr>
+        <w:tc>
+          <w:tcPr/>
+          <w:p>
+            <w:pPr>
+              <w:pStyle w:val="Compact"/>
+              <w:spacing w:after="80"/>
+              <w:jc w:val="left"/>
+            </w:pPr>
+            <w:r>
+              <w:rPr>
+                <w:sz w:val="18"/>
+              </w:rPr>
+              <w:t xml:space="preserve">2</w:t>
+            </w:r>
+          </w:p>
+        </w:tc>
+        <w:tc>
+          <w:tcPr/>
+          <w:p>
+            <w:pPr>
+              <w:pStyle w:val="Compact"/>
+              <w:spacing w:after="80"/>
+              <w:jc w:val="right"/>
+            </w:pPr>
+            <w:r>
+              <w:rPr>
+                <w:sz w:val="18"/>
+              </w:rPr>
+              <w:t xml:space="preserve">49.17</w:t>
+            </w:r>
+          </w:p>
+        </w:tc>
+        <w:tc>
+          <w:tcPr/>
+          <w:p>
+            <w:pPr>
+              <w:pStyle w:val="Compact"/>
+              <w:spacing w:after="80"/>
+              <w:jc w:val="right"/>
+            </w:pPr>
+            <w:r>
+              <w:rPr>
+                <w:sz w:val="18"/>
+              </w:rPr>
+              <w:t xml:space="preserve">49.17</w:t>
+            </w:r>
+          </w:p>
+        </w:tc>
+        <w:tc>
+          <w:tcPr/>
+          <w:p>
+            <w:pPr>
+              <w:pStyle w:val="Compact"/>
+              <w:spacing w:after="80"/>
+              <w:jc w:val="right"/>
+            </w:pPr>
+            <w:r>
+              <w:rPr>
+                <w:sz w:val="18"/>
+              </w:rPr>
+              <w:t xml:space="preserve">54.17</w:t>
+            </w:r>
+          </w:p>
+        </w:tc>
+        <w:tc>
+          <w:tcPr/>
+          <w:p>
+            <w:pPr>
+              <w:pStyle w:val="Compact"/>
+              <w:spacing w:after="80"/>
+              <w:jc w:val="right"/>
+            </w:pPr>
+            <w:r>
+              <w:rPr>
+                <w:sz w:val="18"/>
+              </w:rPr>
+              <w:t xml:space="preserve">56.67</w:t>
+            </w:r>
+          </w:p>
+        </w:tc>
+        <w:tc>
+          <w:tcPr/>
+          <w:p>
+            <w:pPr>
+              <w:pStyle w:val="Compact"/>
+              <w:spacing w:after="80"/>
+              <w:jc w:val="right"/>
+            </w:pPr>
+            <w:r>
+              <w:rPr>
+                <w:sz w:val="18"/>
+              </w:rPr>
+              <w:t xml:space="preserve">+5.00</w:t>
+            </w:r>
+          </w:p>
+        </w:tc>
+        <w:tc>
+          <w:tcPr/>
+          <w:p>
+            <w:pPr>
+              <w:pStyle w:val="Compact"/>
+              <w:spacing w:after="80"/>
+              <w:jc w:val="right"/>
+            </w:pPr>
+            <w:r>
+              <w:rPr>
+                <w:sz w:val="18"/>
+              </w:rPr>
+              <w:t xml:space="preserve">+2.50</w:t>
+            </w:r>
+          </w:p>
+        </w:tc>
+      </w:tr>
+      <w:tr>
+        <w:tc>
+          <w:tcPr/>
+          <w:p>
+            <w:pPr>
+              <w:pStyle w:val="Compact"/>
+              <w:spacing w:after="80"/>
+              <w:jc w:val="left"/>
+            </w:pPr>
+            <w:r>
+              <w:rPr>
+                <w:sz w:val="18"/>
+              </w:rPr>
+              <w:t xml:space="preserve">3</w:t>
+            </w:r>
+          </w:p>
+        </w:tc>
+        <w:tc>
+          <w:tcPr/>
+          <w:p>
+            <w:pPr>
+              <w:pStyle w:val="Compact"/>
+              <w:spacing w:after="80"/>
+              <w:jc w:val="right"/>
+            </w:pPr>
+            <w:r>
+              <w:rPr>
+                <w:sz w:val="18"/>
+              </w:rPr>
+              <w:t xml:space="preserve">88.33</w:t>
+            </w:r>
+          </w:p>
+        </w:tc>
+        <w:tc>
+          <w:tcPr/>
+          <w:p>
+            <w:pPr>
+              <w:pStyle w:val="Compact"/>
+              <w:spacing w:after="80"/>
+              <w:jc w:val="right"/>
+            </w:pPr>
+            <w:r>
+              <w:rPr>
+                <w:sz w:val="18"/>
+              </w:rPr>
+              <w:t xml:space="preserve">90.00</w:t>
+            </w:r>
+          </w:p>
+        </w:tc>
+        <w:tc>
+          <w:tcPr/>
+          <w:p>
+            <w:pPr>
+              <w:pStyle w:val="Compact"/>
+              <w:spacing w:after="80"/>
+              <w:jc w:val="right"/>
+            </w:pPr>
+            <w:r>
+              <w:rPr>
+                <w:sz w:val="18"/>
+              </w:rPr>
+              <w:t xml:space="preserve">90.00</w:t>
+            </w:r>
+          </w:p>
+        </w:tc>
+        <w:tc>
+          <w:tcPr/>
+          <w:p>
+            <w:pPr>
+              <w:pStyle w:val="Compact"/>
+              <w:spacing w:after="80"/>
+              <w:jc w:val="right"/>
+            </w:pPr>
+            <w:r>
+              <w:rPr>
+                <w:sz w:val="18"/>
+              </w:rPr>
+              <w:t xml:space="preserve">95.00</w:t>
+            </w:r>
+          </w:p>
+        </w:tc>
+        <w:tc>
+          <w:tcPr/>
+          <w:p>
+            <w:pPr>
+              <w:pStyle w:val="Compact"/>
+              <w:spacing w:after="80"/>
+              <w:jc w:val="right"/>
+            </w:pPr>
+            <w:r>
+              <w:rPr>
+                <w:sz w:val="18"/>
+              </w:rPr>
+              <w:t xml:space="preserve">+0.00</w:t>
+            </w:r>
+          </w:p>
+        </w:tc>
+        <w:tc>
+          <w:tcPr/>
+          <w:p>
+            <w:pPr>
+              <w:pStyle w:val="Compact"/>
+              <w:spacing w:after="80"/>
+              <w:jc w:val="right"/>
+            </w:pPr>
+            <w:r>
+              <w:rPr>
+                <w:sz w:val="18"/>
+              </w:rPr>
+              <w:t xml:space="preserve">+5.00</w:t>
+            </w:r>
+          </w:p>
+        </w:tc>
+      </w:tr>
+      <w:tr>
+        <w:tc>
+          <w:tcPr/>
+          <w:p>
+            <w:pPr>
+              <w:pStyle w:val="Compact"/>
+              <w:spacing w:after="80"/>
+              <w:jc w:val="left"/>
+            </w:pPr>
+            <w:r>
+              <w:rPr>
+                <w:sz w:val="18"/>
+              </w:rPr>
+              <w:t xml:space="preserve">4</w:t>
+            </w:r>
+          </w:p>
+        </w:tc>
+        <w:tc>
+          <w:tcPr/>
+          <w:p>
+            <w:pPr>
+              <w:pStyle w:val="Compact"/>
+              <w:spacing w:after="80"/>
+              <w:jc w:val="right"/>
+            </w:pPr>
+            <w:r>
+              <w:rPr>
+                <w:sz w:val="18"/>
+              </w:rPr>
+              <w:t xml:space="preserve">73.33</w:t>
+            </w:r>
+          </w:p>
+        </w:tc>
+        <w:tc>
+          <w:tcPr/>
+          <w:p>
+            <w:pPr>
+              <w:pStyle w:val="Compact"/>
+              <w:spacing w:after="80"/>
+              <w:jc w:val="right"/>
+            </w:pPr>
+            <w:r>
+              <w:rPr>
+                <w:sz w:val="18"/>
+              </w:rPr>
+              <w:t xml:space="preserve">71.67</w:t>
+            </w:r>
+          </w:p>
+        </w:tc>
+        <w:tc>
+          <w:tcPr/>
+          <w:p>
+            <w:pPr>
+              <w:pStyle w:val="Compact"/>
+              <w:spacing w:after="80"/>
+              <w:jc w:val="right"/>
+            </w:pPr>
+            <w:r>
+              <w:rPr>
+                <w:sz w:val="18"/>
+              </w:rPr>
+              <w:t xml:space="preserve">65.00</w:t>
+            </w:r>
+          </w:p>
+        </w:tc>
+        <w:tc>
+          <w:tcPr/>
+          <w:p>
+            <w:pPr>
+              <w:pStyle w:val="Compact"/>
+              <w:spacing w:after="80"/>
+              <w:jc w:val="right"/>
+            </w:pPr>
+            <w:r>
+              <w:rPr>
+                <w:sz w:val="18"/>
+              </w:rPr>
+              <w:t xml:space="preserve">72.50</w:t>
+            </w:r>
+          </w:p>
+        </w:tc>
+        <w:tc>
+          <w:tcPr/>
+          <w:p>
+            <w:pPr>
+              <w:pStyle w:val="Compact"/>
+              <w:spacing w:after="80"/>
+              <w:jc w:val="right"/>
+            </w:pPr>
+            <w:r>
+              <w:rPr>
+                <w:sz w:val="18"/>
+              </w:rPr>
+              <w:t xml:space="preserve">-6.67</w:t>
+            </w:r>
+          </w:p>
+        </w:tc>
+        <w:tc>
+          <w:tcPr/>
+          <w:p>
+            <w:pPr>
+              <w:pStyle w:val="Compact"/>
+              <w:spacing w:after="80"/>
+              <w:jc w:val="right"/>
+            </w:pPr>
+            <w:r>
+              <w:rPr>
+                <w:sz w:val="18"/>
+              </w:rPr>
+              <w:t xml:space="preserve">+7.50</w:t>
+            </w:r>
+          </w:p>
+        </w:tc>
+      </w:tr>
+      <w:tr>
+        <w:tc>
+          <w:tcPr/>
+          <w:p>
+            <w:pPr>
+              <w:pStyle w:val="Compact"/>
+              <w:spacing w:after="80"/>
+              <w:jc w:val="left"/>
+            </w:pPr>
+            <w:r>
+              <w:rPr>
+                <w:sz w:val="18"/>
+              </w:rPr>
+              <w:t xml:space="preserve">5</w:t>
+            </w:r>
+          </w:p>
+        </w:tc>
+        <w:tc>
+          <w:tcPr/>
+          <w:p>
+            <w:pPr>
+              <w:pStyle w:val="Compact"/>
+              <w:spacing w:after="80"/>
+              <w:jc w:val="right"/>
+            </w:pPr>
+            <w:r>
+              <w:rPr>
+                <w:sz w:val="18"/>
+              </w:rPr>
+              <w:t xml:space="preserve">49.17</w:t>
+            </w:r>
+          </w:p>
+        </w:tc>
+        <w:tc>
+          <w:tcPr/>
+          <w:p>
+            <w:pPr>
+              <w:pStyle w:val="Compact"/>
+              <w:spacing w:after="80"/>
+              <w:jc w:val="right"/>
+            </w:pPr>
+            <w:r>
+              <w:rPr>
+                <w:sz w:val="18"/>
+              </w:rPr>
+              <w:t xml:space="preserve">49.17</w:t>
+            </w:r>
+          </w:p>
+        </w:tc>
+        <w:tc>
+          <w:tcPr/>
+          <w:p>
+            <w:pPr>
+              <w:pStyle w:val="Compact"/>
+              <w:spacing w:after="80"/>
+              <w:jc w:val="right"/>
+            </w:pPr>
+            <w:r>
+              <w:rPr>
+                <w:sz w:val="18"/>
+              </w:rPr>
+              <w:t xml:space="preserve">53.33</w:t>
+            </w:r>
+          </w:p>
+        </w:tc>
+        <w:tc>
+          <w:tcPr/>
+          <w:p>
+            <w:pPr>
+              <w:pStyle w:val="Compact"/>
+              <w:spacing w:after="80"/>
+              <w:jc w:val="right"/>
+            </w:pPr>
+            <w:r>
+              <w:rPr>
+                <w:sz w:val="18"/>
+              </w:rPr>
+              <w:t xml:space="preserve">59.17</w:t>
+            </w:r>
+          </w:p>
+        </w:tc>
+        <w:tc>
+          <w:tcPr/>
+          <w:p>
+            <w:pPr>
+              <w:pStyle w:val="Compact"/>
+              <w:spacing w:after="80"/>
+              <w:jc w:val="right"/>
+            </w:pPr>
+            <w:r>
+              <w:rPr>
+                <w:sz w:val="18"/>
+              </w:rPr>
+              <w:t xml:space="preserve">+4.17</w:t>
+            </w:r>
+          </w:p>
+        </w:tc>
+        <w:tc>
+          <w:tcPr/>
+          <w:p>
+            <w:pPr>
+              <w:pStyle w:val="Compact"/>
+              <w:spacing w:after="80"/>
+              <w:jc w:val="right"/>
+            </w:pPr>
+            <w:r>
+              <w:rPr>
+                <w:sz w:val="18"/>
+              </w:rPr>
+              <w:t xml:space="preserve">+5.83</w:t>
+            </w:r>
+          </w:p>
+        </w:tc>
+      </w:tr>
+      <w:tr>
+        <w:tc>
+          <w:tcPr/>
+          <w:p>
+            <w:pPr>
+              <w:pStyle w:val="Compact"/>
+              <w:spacing w:after="80"/>
+              <w:jc w:val="left"/>
+            </w:pPr>
+            <w:r>
+              <w:rPr>
+                <w:sz w:val="18"/>
+              </w:rPr>
+              <w:t xml:space="preserve">6</w:t>
+            </w:r>
+          </w:p>
+        </w:tc>
+        <w:tc>
+          <w:tcPr/>
+          <w:p>
+            <w:pPr>
+              <w:pStyle w:val="Compact"/>
+              <w:spacing w:after="80"/>
+              <w:jc w:val="right"/>
+            </w:pPr>
+            <w:r>
+              <w:rPr>
+                <w:sz w:val="18"/>
+              </w:rPr>
+              <w:t xml:space="preserve">58.33</w:t>
+            </w:r>
+          </w:p>
+        </w:tc>
+        <w:tc>
+          <w:tcPr/>
+          <w:p>
+            <w:pPr>
+              <w:pStyle w:val="Compact"/>
+              <w:spacing w:after="80"/>
+              <w:jc w:val="right"/>
+            </w:pPr>
+            <w:r>
+              <w:rPr>
+                <w:sz w:val="18"/>
+              </w:rPr>
+              <w:t xml:space="preserve">59.17</w:t>
+            </w:r>
+          </w:p>
+        </w:tc>
+        <w:tc>
+          <w:tcPr/>
+          <w:p>
+            <w:pPr>
+              <w:pStyle w:val="Compact"/>
+              <w:spacing w:after="80"/>
+              <w:jc w:val="right"/>
+            </w:pPr>
+            <w:r>
+              <w:rPr>
+                <w:sz w:val="18"/>
+              </w:rPr>
+              <w:t xml:space="preserve">59.17</w:t>
+            </w:r>
+          </w:p>
+        </w:tc>
+        <w:tc>
+          <w:tcPr/>
+          <w:p>
+            <w:pPr>
+              <w:pStyle w:val="Compact"/>
+              <w:spacing w:after="80"/>
+              <w:jc w:val="right"/>
+            </w:pPr>
+            <w:r>
+              <w:rPr>
+                <w:sz w:val="18"/>
+              </w:rPr>
+              <w:t xml:space="preserve">65.83</w:t>
+            </w:r>
+          </w:p>
+        </w:tc>
+        <w:tc>
+          <w:tcPr/>
+          <w:p>
+            <w:pPr>
+              <w:pStyle w:val="Compact"/>
+              <w:spacing w:after="80"/>
+              <w:jc w:val="right"/>
+            </w:pPr>
+            <w:r>
+              <w:rPr>
+                <w:sz w:val="18"/>
+              </w:rPr>
+              <w:t xml:space="preserve">+0.00</w:t>
+            </w:r>
+          </w:p>
+        </w:tc>
+        <w:tc>
+          <w:tcPr/>
+          <w:p>
+            <w:pPr>
+              <w:pStyle w:val="Compact"/>
+              <w:spacing w:after="80"/>
+              <w:jc w:val="right"/>
+            </w:pPr>
+            <w:r>
+              <w:rPr>
+                <w:sz w:val="18"/>
+              </w:rPr>
+              <w:t xml:space="preserve">+6.67</w:t>
+            </w:r>
+          </w:p>
+        </w:tc>
+      </w:tr>
+      <w:tr>
+        <w:tc>
+          <w:tcPr/>
+          <w:p>
+            <w:pPr>
+              <w:pStyle w:val="Compact"/>
+              <w:spacing w:after="80"/>
+              <w:jc w:val="left"/>
+            </w:pPr>
+            <w:r>
+              <w:rPr>
+                <w:sz w:val="18"/>
+              </w:rPr>
+              <w:t xml:space="preserve">7</w:t>
+            </w:r>
+          </w:p>
+        </w:tc>
+        <w:tc>
+          <w:tcPr/>
+          <w:p>
+            <w:pPr>
+              <w:pStyle w:val="Compact"/>
+              <w:spacing w:after="80"/>
+              <w:jc w:val="right"/>
+            </w:pPr>
+            <w:r>
+              <w:rPr>
+                <w:sz w:val="18"/>
+              </w:rPr>
+              <w:t xml:space="preserve">50.83</w:t>
+            </w:r>
+          </w:p>
+        </w:tc>
+        <w:tc>
+          <w:tcPr/>
+          <w:p>
+            <w:pPr>
+              <w:pStyle w:val="Compact"/>
+              <w:spacing w:after="80"/>
+              <w:jc w:val="right"/>
+            </w:pPr>
+            <w:r>
+              <w:rPr>
+                <w:sz w:val="18"/>
+              </w:rPr>
+              <w:t xml:space="preserve">57.50</w:t>
+            </w:r>
+          </w:p>
+        </w:tc>
+        <w:tc>
+          <w:tcPr/>
+          <w:p>
+            <w:pPr>
+              <w:pStyle w:val="Compact"/>
+              <w:spacing w:after="80"/>
+              <w:jc w:val="right"/>
+            </w:pPr>
+            <w:r>
+              <w:rPr>
+                <w:sz w:val="18"/>
+              </w:rPr>
+              <w:t xml:space="preserve">58.33</w:t>
+            </w:r>
+          </w:p>
+        </w:tc>
+        <w:tc>
+          <w:tcPr/>
+          <w:p>
+            <w:pPr>
+              <w:pStyle w:val="Compact"/>
+              <w:spacing w:after="80"/>
+              <w:jc w:val="right"/>
+            </w:pPr>
+            <w:r>
+              <w:rPr>
+                <w:sz w:val="18"/>
+              </w:rPr>
+              <w:t xml:space="preserve">74.17</w:t>
+            </w:r>
+          </w:p>
+        </w:tc>
+        <w:tc>
+          <w:tcPr/>
+          <w:p>
+            <w:pPr>
+              <w:pStyle w:val="Compact"/>
+              <w:spacing w:after="80"/>
+              <w:jc w:val="right"/>
+            </w:pPr>
+            <w:r>
+              <w:rPr>
+                <w:sz w:val="18"/>
+              </w:rPr>
+              <w:t xml:space="preserve">+0.83</w:t>
+            </w:r>
+          </w:p>
+        </w:tc>
+        <w:tc>
+          <w:tcPr/>
+          <w:p>
+            <w:pPr>
+              <w:pStyle w:val="Compact"/>
+              <w:spacing w:after="80"/>
+              <w:jc w:val="right"/>
+            </w:pPr>
+            <w:r>
+              <w:rPr>
+                <w:sz w:val="18"/>
+              </w:rPr>
+              <w:t xml:space="preserve">+15.83</w:t>
+            </w:r>
+          </w:p>
+        </w:tc>
+      </w:tr>
+      <w:tr>
+        <w:tc>
+          <w:tcPr/>
+          <w:p>
+            <w:pPr>
+              <w:pStyle w:val="Compact"/>
+              <w:spacing w:after="80"/>
+              <w:jc w:val="left"/>
+            </w:pPr>
+            <w:r>
+              <w:rPr>
+                <w:sz w:val="18"/>
+              </w:rPr>
+              <w:t xml:space="preserve">8</w:t>
+            </w:r>
+          </w:p>
+        </w:tc>
+        <w:tc>
+          <w:tcPr/>
+          <w:p>
+            <w:pPr>
+              <w:pStyle w:val="Compact"/>
+              <w:spacing w:after="80"/>
+              <w:jc w:val="right"/>
+            </w:pPr>
+            <w:r>
+              <w:rPr>
+                <w:sz w:val="18"/>
+              </w:rPr>
+              <w:t xml:space="preserve">93.33</w:t>
+            </w:r>
+          </w:p>
+        </w:tc>
+        <w:tc>
+          <w:tcPr/>
+          <w:p>
+            <w:pPr>
+              <w:pStyle w:val="Compact"/>
+              <w:spacing w:after="80"/>
+              <w:jc w:val="right"/>
+            </w:pPr>
+            <w:r>
+              <w:rPr>
+                <w:sz w:val="18"/>
+              </w:rPr>
+              <w:t xml:space="preserve">94.17</w:t>
+            </w:r>
+          </w:p>
+        </w:tc>
+        <w:tc>
+          <w:tcPr/>
+          <w:p>
+            <w:pPr>
+              <w:pStyle w:val="Compact"/>
+              <w:spacing w:after="80"/>
+              <w:jc w:val="right"/>
+            </w:pPr>
+            <w:r>
+              <w:rPr>
+                <w:sz w:val="18"/>
+              </w:rPr>
+              <w:t xml:space="preserve">94.17</w:t>
+            </w:r>
+          </w:p>
+        </w:tc>
+        <w:tc>
+          <w:tcPr/>
+          <w:p>
+            <w:pPr>
+              <w:pStyle w:val="Compact"/>
+              <w:spacing w:after="80"/>
+              <w:jc w:val="right"/>
+            </w:pPr>
+            <w:r>
+              <w:rPr>
+                <w:sz w:val="18"/>
+              </w:rPr>
+              <w:t xml:space="preserve">95.00</w:t>
+            </w:r>
+          </w:p>
+        </w:tc>
+        <w:tc>
+          <w:tcPr/>
+          <w:p>
+            <w:pPr>
+              <w:pStyle w:val="Compact"/>
+              <w:spacing w:after="80"/>
+              <w:jc w:val="right"/>
+            </w:pPr>
+            <w:r>
+              <w:rPr>
+                <w:sz w:val="18"/>
+              </w:rPr>
+              <w:t xml:space="preserve">+0.00</w:t>
+            </w:r>
+          </w:p>
+        </w:tc>
+        <w:tc>
+          <w:tcPr/>
+          <w:p>
+            <w:pPr>
+              <w:pStyle w:val="Compact"/>
+              <w:spacing w:after="80"/>
+              <w:jc w:val="right"/>
+            </w:pPr>
+            <w:r>
+              <w:rPr>
+                <w:sz w:val="18"/>
+              </w:rPr>
+              <w:t xml:space="preserve">+0.83</w:t>
+            </w:r>
+          </w:p>
+        </w:tc>
+      </w:tr>
+      <w:tr>
+        <w:tc>
+          <w:tcPr/>
+          <w:p>
+            <w:pPr>
+              <w:pStyle w:val="Compact"/>
+              <w:spacing w:after="80"/>
+              <w:jc w:val="left"/>
+            </w:pPr>
+            <w:r>
+              <w:rPr>
+                <w:sz w:val="18"/>
+              </w:rPr>
+              <w:t xml:space="preserve">9</w:t>
+            </w:r>
+          </w:p>
+        </w:tc>
+        <w:tc>
+          <w:tcPr/>
+          <w:p>
+            <w:pPr>
+              <w:pStyle w:val="Compact"/>
+              <w:spacing w:after="80"/>
+              <w:jc w:val="right"/>
+            </w:pPr>
+            <w:r>
+              <w:rPr>
+                <w:sz w:val="18"/>
+              </w:rPr>
+              <w:t xml:space="preserve">85.00</w:t>
+            </w:r>
+          </w:p>
+        </w:tc>
+        <w:tc>
+          <w:tcPr/>
+          <w:p>
+            <w:pPr>
+              <w:pStyle w:val="Compact"/>
+              <w:spacing w:after="80"/>
+              <w:jc w:val="right"/>
+            </w:pPr>
+            <w:r>
+              <w:rPr>
+                <w:sz w:val="18"/>
+              </w:rPr>
+              <w:t xml:space="preserve">89.17</w:t>
+            </w:r>
+          </w:p>
+        </w:tc>
+        <w:tc>
+          <w:tcPr/>
+          <w:p>
+            <w:pPr>
+              <w:pStyle w:val="Compact"/>
+              <w:spacing w:after="80"/>
+              <w:jc w:val="right"/>
+            </w:pPr>
+            <w:r>
+              <w:rPr>
+                <w:sz w:val="18"/>
+              </w:rPr>
+              <w:t xml:space="preserve">88.33</w:t>
+            </w:r>
+          </w:p>
+        </w:tc>
+        <w:tc>
+          <w:tcPr/>
+          <w:p>
+            <w:pPr>
+              <w:pStyle w:val="Compact"/>
+              <w:spacing w:after="80"/>
+              <w:jc w:val="right"/>
+            </w:pPr>
+            <w:r>
+              <w:rPr>
+                <w:sz w:val="18"/>
+              </w:rPr>
+              <w:t xml:space="preserve">89.17</w:t>
+            </w:r>
+          </w:p>
+        </w:tc>
+        <w:tc>
+          <w:tcPr/>
+          <w:p>
+            <w:pPr>
+              <w:pStyle w:val="Compact"/>
+              <w:spacing w:after="80"/>
+              <w:jc w:val="right"/>
+            </w:pPr>
+            <w:r>
+              <w:rPr>
+                <w:sz w:val="18"/>
+              </w:rPr>
+              <w:t xml:space="preserve">-0.83</w:t>
+            </w:r>
+          </w:p>
+        </w:tc>
+        <w:tc>
+          <w:tcPr/>
+          <w:p>
+            <w:pPr>
+              <w:pStyle w:val="Compact"/>
+              <w:spacing w:after="80"/>
+              <w:jc w:val="right"/>
+            </w:pPr>
+            <w:r>
+              <w:rPr>
+                <w:sz w:val="18"/>
+              </w:rPr>
+              <w:t xml:space="preserve">+0.83</w:t>
+            </w:r>
+          </w:p>
+        </w:tc>
+      </w:tr>
+      <w:tr>
+        <w:tc>
+          <w:tcPr/>
+          <w:p>
+            <w:pPr>
+              <w:pStyle w:val="Compact"/>
+              <w:spacing w:after="80"/>
+              <w:jc w:val="left"/>
+            </w:pPr>
+            <w:r>
+              <w:rPr>
+                <w:b/>
+                <w:bCs/>
+                <w:sz w:val="18"/>
+              </w:rPr>
+              <w:t xml:space="preserve">Mean</w:t>
+            </w:r>
+          </w:p>
+        </w:tc>
+        <w:tc>
+          <w:tcPr/>
+          <w:p>
+            <w:pPr>
+              <w:pStyle w:val="Compact"/>
+              <w:spacing w:after="80"/>
+              <w:jc w:val="right"/>
+            </w:pPr>
+            <w:r>
+              <w:rPr>
+                <w:sz w:val="18"/>
+              </w:rPr>
+              <w:t xml:space="preserve">70.56</w:t>
+            </w:r>
+          </w:p>
+        </w:tc>
+        <w:tc>
+          <w:tcPr/>
+          <w:p>
+            <w:pPr>
+              <w:pStyle w:val="Compact"/>
+              <w:spacing w:after="80"/>
+              <w:jc w:val="right"/>
+            </w:pPr>
+            <w:r>
+              <w:rPr>
+                <w:sz w:val="18"/>
+              </w:rPr>
+              <w:t xml:space="preserve">71.67</w:t>
+            </w:r>
+          </w:p>
+        </w:tc>
+        <w:tc>
+          <w:tcPr/>
+          <w:p>
+            <w:pPr>
+              <w:pStyle w:val="Compact"/>
+              <w:spacing w:after="80"/>
+              <w:jc w:val="right"/>
+            </w:pPr>
+            <w:r>
+              <w:rPr>
+                <w:sz w:val="18"/>
+              </w:rPr>
+              <w:t xml:space="preserve">71.85</w:t>
+            </w:r>
+          </w:p>
+        </w:tc>
+        <w:tc>
+          <w:tcPr/>
+          <w:p>
+            <w:pPr>
+              <w:pStyle w:val="Compact"/>
+              <w:spacing w:after="80"/>
+              <w:jc w:val="right"/>
+            </w:pPr>
+            <w:r>
+              <w:rPr>
+                <w:sz w:val="18"/>
+              </w:rPr>
+              <w:t xml:space="preserve">77.50</w:t>
+            </w:r>
+          </w:p>
+        </w:tc>
+        <w:tc>
+          <w:tcPr/>
+          <w:p>
+            <w:pPr>
+              <w:pStyle w:val="Compact"/>
+              <w:spacing w:after="80"/>
+              <w:jc w:val="right"/>
+            </w:pPr>
+            <w:r>
+              <w:rPr>
+                <w:b/>
+                <w:bCs/>
+                <w:sz w:val="18"/>
+              </w:rPr>
+              <w:t xml:space="preserve">+0.19</w:t>
+            </w:r>
+          </w:p>
+        </w:tc>
+        <w:tc>
+          <w:tcPr/>
+          <w:p>
+            <w:pPr>
+              <w:pStyle w:val="Compact"/>
+              <w:spacing w:after="80"/>
+              <w:jc w:val="right"/>
+            </w:pPr>
+            <w:r>
+              <w:rPr>
+                <w:b/>
+                <w:bCs/>
+                <w:sz w:val="18"/>
+              </w:rPr>
+              <w:t xml:space="preserve">+5.65</w:t>
+            </w:r>
+          </w:p>
+        </w:tc>
+      </w:tr>
+    </w:tbl>
+    <w:p/>
+    <w:tbl>
+      <w:tblPr>
+        <w:tblStyle w:val="Table"/>
+        <w:tblW w:type="pct" w:w="5000"/>
+        <w:jc w:val="left"/>
+        <w:tblLayout w:type="autofit"/>
+        <w:tblLook w:firstRow="1" w:lastRow="0" w:firstColumn="0" w:lastColumn="0" w:noHBand="0" w:noVBand="0" w:val="0020"/>
+      </w:tblPr>
+      <w:tblGrid>
+        <w:gridCol w:w="1131"/>
+        <w:gridCol w:w="1131"/>
+        <w:gridCol w:w="1508"/>
+        <w:gridCol w:w="1131"/>
+        <w:gridCol w:w="1508"/>
+        <w:gridCol w:w="1508"/>
+      </w:tblGrid>
+      <w:tr>
+        <w:trPr>
+          <w:tblHeader w:val="on"/>
+        </w:trPr>
+        <w:tc>
+          <w:tcPr/>
+          <w:p>
+            <w:pPr>
+              <w:pStyle w:val="Compact"/>
+              <w:spacing w:after="80"/>
+              <w:jc w:val="left"/>
+            </w:pPr>
+            <w:r>
+              <w:rPr>
+                <w:b/>
+                <w:sz w:val="18"/>
+              </w:rPr>
+              <w:t xml:space="preserve">Contrast</w:t>
+            </w:r>
+          </w:p>
+        </w:tc>
+        <w:tc>
+          <w:tcPr/>
+          <w:p>
+            <w:pPr>
+              <w:pStyle w:val="Compact"/>
+              <w:spacing w:after="80"/>
+              <w:jc w:val="left"/>
+            </w:pPr>
+            <w:r>
+              <w:rPr>
+                <w:b/>
+                <w:sz w:val="18"/>
+              </w:rPr>
+              <w:t xml:space="preserve">Role</w:t>
+            </w:r>
+          </w:p>
+        </w:tc>
+        <w:tc>
+          <w:tcPr/>
+          <w:p>
+            <w:pPr>
+              <w:pStyle w:val="Compact"/>
+              <w:spacing w:after="80"/>
+              <w:jc w:val="right"/>
+            </w:pPr>
+            <w:r>
+              <w:rPr>
+                <w:b/>
+                <w:sz w:val="18"/>
+              </w:rPr>
+              <w:t xml:space="preserve">Mean difference, pp</w:t>
+            </w:r>
+          </w:p>
+        </w:tc>
+        <w:tc>
+          <w:tcPr/>
+          <w:p>
+            <w:pPr>
+              <w:pStyle w:val="Compact"/>
+              <w:spacing w:after="80"/>
+              <w:jc w:val="left"/>
+            </w:pPr>
+            <w:r>
+              <w:rPr>
+                <w:b/>
+                <w:sz w:val="18"/>
+              </w:rPr>
+              <w:t xml:space="preserve">Pointwise 95% CI, pp</w:t>
+            </w:r>
+          </w:p>
+        </w:tc>
+        <w:tc>
+          <w:tcPr/>
+          <w:p>
+            <w:pPr>
+              <w:pStyle w:val="Compact"/>
+              <w:spacing w:after="80"/>
+              <w:jc w:val="right"/>
+            </w:pPr>
+            <w:r>
+              <w:rPr>
+                <w:b/>
+                <w:sz w:val="18"/>
+              </w:rPr>
+              <w:t xml:space="preserve">Exact p</w:t>
+            </w:r>
+          </w:p>
+        </w:tc>
+        <w:tc>
+          <w:tcPr/>
+          <w:p>
+            <w:pPr>
+              <w:pStyle w:val="Compact"/>
+              <w:spacing w:after="80"/>
+              <w:jc w:val="right"/>
+            </w:pPr>
+            <w:r>
+              <w:rPr>
+                <w:b/>
+                <w:sz w:val="18"/>
+              </w:rPr>
+              <w:t xml:space="preserve">Secondary Holm p</w:t>
+            </w:r>
+          </w:p>
+        </w:tc>
+      </w:tr>
+      <w:tr>
+        <w:tc>
+          <w:tcPr/>
+          <w:p>
+            <w:pPr>
+              <w:pStyle w:val="Compact"/>
+              <w:spacing w:after="80"/>
+              <w:jc w:val="left"/>
+            </w:pPr>
+            <w:r>
+              <w:rPr>
+                <w:sz w:val="18"/>
+              </w:rPr>
+              <w:t xml:space="preserve">Full − LDA-only</w:t>
+            </w:r>
+          </w:p>
+        </w:tc>
+        <w:tc>
+          <w:tcPr/>
+          <w:p>
+            <w:pPr>
+              <w:pStyle w:val="Compact"/>
+              <w:spacing w:after="80"/>
+              <w:jc w:val="left"/>
+            </w:pPr>
+            <w:r>
+              <w:rPr>
+                <w:sz w:val="18"/>
+              </w:rPr>
+              <w:t xml:space="preserve">primary</w:t>
+            </w:r>
+          </w:p>
+        </w:tc>
+        <w:tc>
+          <w:tcPr/>
+          <w:p>
+            <w:pPr>
+              <w:pStyle w:val="Compact"/>
+              <w:spacing w:after="80"/>
+              <w:jc w:val="right"/>
+            </w:pPr>
+            <w:r>
+              <w:rPr>
+                <w:sz w:val="18"/>
+              </w:rPr>
+              <w:t xml:space="preserve">+0.19</w:t>
+            </w:r>
+          </w:p>
+        </w:tc>
+        <w:tc>
+          <w:tcPr/>
+          <w:p>
+            <w:pPr>
+              <w:pStyle w:val="Compact"/>
+              <w:spacing w:after="80"/>
+              <w:jc w:val="left"/>
+            </w:pPr>
+            <w:r>
+              <w:rPr>
+                <w:sz w:val="18"/>
+              </w:rPr>
+              <w:t xml:space="preserve">[-1.85, 2.13]</w:t>
+            </w:r>
+          </w:p>
+        </w:tc>
+        <w:tc>
+          <w:tcPr/>
+          <w:p>
+            <w:pPr>
+              <w:pStyle w:val="Compact"/>
+              <w:spacing w:after="80"/>
+              <w:jc w:val="right"/>
+            </w:pPr>
+            <w:r>
+              <w:rPr>
+                <w:sz w:val="18"/>
+              </w:rPr>
+              <w:t xml:space="preserve">0.96875</w:t>
+            </w:r>
+          </w:p>
+        </w:tc>
+        <w:tc>
+          <w:tcPr/>
+          <w:p>
+            <w:pPr>
+              <w:pStyle w:val="Compact"/>
+              <w:spacing w:after="80"/>
+              <w:jc w:val="right"/>
+            </w:pPr>
+            <w:r>
+              <w:rPr>
+                <w:sz w:val="18"/>
+              </w:rPr>
+              <w:t xml:space="preserve">—</w:t>
+            </w:r>
+          </w:p>
+        </w:tc>
+      </w:tr>
+      <w:tr>
+        <w:tc>
+          <w:tcPr/>
+          <w:p>
+            <w:pPr>
+              <w:pStyle w:val="Compact"/>
+              <w:spacing w:after="80"/>
+              <w:jc w:val="left"/>
+            </w:pPr>
+            <w:r>
+              <w:rPr>
+                <w:sz w:val="18"/>
+              </w:rPr>
+              <w:t xml:space="preserve">Full − Frozen</w:t>
+            </w:r>
+          </w:p>
+        </w:tc>
+        <w:tc>
+          <w:tcPr/>
+          <w:p>
+            <w:pPr>
+              <w:pStyle w:val="Compact"/>
+              <w:spacing w:after="80"/>
+              <w:jc w:val="left"/>
+            </w:pPr>
+            <w:r>
+              <w:rPr>
+                <w:sz w:val="18"/>
+              </w:rPr>
+              <w:t xml:space="preserve">secondary</w:t>
+            </w:r>
+          </w:p>
+        </w:tc>
+        <w:tc>
+          <w:tcPr/>
+          <w:p>
+            <w:pPr>
+              <w:pStyle w:val="Compact"/>
+              <w:spacing w:after="80"/>
+              <w:jc w:val="right"/>
+            </w:pPr>
+            <w:r>
+              <w:rPr>
+                <w:sz w:val="18"/>
+              </w:rPr>
+              <w:t xml:space="preserve">+1.30</w:t>
+            </w:r>
+          </w:p>
+        </w:tc>
+        <w:tc>
+          <w:tcPr/>
+          <w:p>
+            <w:pPr>
+              <w:pStyle w:val="Compact"/>
+              <w:spacing w:after="80"/>
+              <w:jc w:val="left"/>
+            </w:pPr>
+            <w:r>
+              <w:rPr>
+                <w:sz w:val="18"/>
+              </w:rPr>
+              <w:t xml:space="preserve">[-1.76, 3.98]</w:t>
+            </w:r>
+          </w:p>
+        </w:tc>
+        <w:tc>
+          <w:tcPr/>
+          <w:p>
+            <w:pPr>
+              <w:pStyle w:val="Compact"/>
+              <w:spacing w:after="80"/>
+              <w:jc w:val="right"/>
+            </w:pPr>
+            <w:r>
+              <w:rPr>
+                <w:sz w:val="18"/>
+              </w:rPr>
+              <w:t xml:space="preserve">0.45312</w:t>
+            </w:r>
+          </w:p>
+        </w:tc>
+        <w:tc>
+          <w:tcPr/>
+          <w:p>
+            <w:pPr>
+              <w:pStyle w:val="Compact"/>
+              <w:spacing w:after="80"/>
+              <w:jc w:val="right"/>
+            </w:pPr>
+            <w:r>
+              <w:rPr>
+                <w:sz w:val="18"/>
+              </w:rPr>
+              <w:t xml:space="preserve">0.68750</w:t>
+            </w:r>
+          </w:p>
+        </w:tc>
+      </w:tr>
+      <w:tr>
+        <w:tc>
+          <w:tcPr/>
+          <w:p>
+            <w:pPr>
+              <w:pStyle w:val="Compact"/>
+              <w:spacing w:after="80"/>
+              <w:jc w:val="left"/>
+            </w:pPr>
+            <w:r>
+              <w:rPr>
+                <w:sz w:val="18"/>
+              </w:rPr>
+              <w:t xml:space="preserve">LDA-only − Frozen</w:t>
+            </w:r>
+          </w:p>
+        </w:tc>
+        <w:tc>
+          <w:tcPr/>
+          <w:p>
+            <w:pPr>
+              <w:pStyle w:val="Compact"/>
+              <w:spacing w:after="80"/>
+              <w:jc w:val="left"/>
+            </w:pPr>
+            <w:r>
+              <w:rPr>
+                <w:sz w:val="18"/>
+              </w:rPr>
+              <w:t xml:space="preserve">secondary</w:t>
+            </w:r>
+          </w:p>
+        </w:tc>
+        <w:tc>
+          <w:tcPr/>
+          <w:p>
+            <w:pPr>
+              <w:pStyle w:val="Compact"/>
+              <w:spacing w:after="80"/>
+              <w:jc w:val="right"/>
+            </w:pPr>
+            <w:r>
+              <w:rPr>
+                <w:sz w:val="18"/>
+              </w:rPr>
+              <w:t xml:space="preserve">+1.11</w:t>
+            </w:r>
+          </w:p>
+        </w:tc>
+        <w:tc>
+          <w:tcPr/>
+          <w:p>
+            <w:pPr>
+              <w:pStyle w:val="Compact"/>
+              <w:spacing w:after="80"/>
+              <w:jc w:val="left"/>
+            </w:pPr>
+            <w:r>
+              <w:rPr>
+                <w:sz w:val="18"/>
+              </w:rPr>
+              <w:t xml:space="preserve">[-0.46, 2.96]</w:t>
+            </w:r>
+          </w:p>
+        </w:tc>
+        <w:tc>
+          <w:tcPr/>
+          <w:p>
+            <w:pPr>
+              <w:pStyle w:val="Compact"/>
+              <w:spacing w:after="80"/>
+              <w:jc w:val="right"/>
+            </w:pPr>
+            <w:r>
+              <w:rPr>
+                <w:sz w:val="18"/>
+              </w:rPr>
+              <w:t xml:space="preserve">0.34375</w:t>
+            </w:r>
+          </w:p>
+        </w:tc>
+        <w:tc>
+          <w:tcPr/>
+          <w:p>
+            <w:pPr>
+              <w:pStyle w:val="Compact"/>
+              <w:spacing w:after="80"/>
+              <w:jc w:val="right"/>
+            </w:pPr>
+            <w:r>
+              <w:rPr>
+                <w:sz w:val="18"/>
+              </w:rPr>
+              <w:t xml:space="preserve">0.68750</w:t>
+            </w:r>
+          </w:p>
+        </w:tc>
+      </w:tr>
+      <w:tr>
+        <w:tc>
+          <w:tcPr/>
+          <w:p>
+            <w:pPr>
+              <w:pStyle w:val="Compact"/>
+              <w:spacing w:after="80"/>
+              <w:jc w:val="left"/>
+            </w:pPr>
+            <w:r>
+              <w:rPr>
+                <w:sz w:val="18"/>
+              </w:rPr>
+              <w:t xml:space="preserve">EA − Full</w:t>
+            </w:r>
+          </w:p>
+        </w:tc>
+        <w:tc>
+          <w:tcPr/>
+          <w:p>
+            <w:pPr>
+              <w:pStyle w:val="Compact"/>
+              <w:spacing w:after="80"/>
+              <w:jc w:val="left"/>
+            </w:pPr>
+            <w:r>
+              <w:rPr>
+                <w:sz w:val="18"/>
+              </w:rPr>
+              <w:t xml:space="preserve">secondary</w:t>
+            </w:r>
+          </w:p>
+        </w:tc>
+        <w:tc>
+          <w:tcPr/>
+          <w:p>
+            <w:pPr>
+              <w:pStyle w:val="Compact"/>
+              <w:spacing w:after="80"/>
+              <w:jc w:val="right"/>
+            </w:pPr>
+            <w:r>
+              <w:rPr>
+                <w:sz w:val="18"/>
+              </w:rPr>
+              <w:t xml:space="preserve">+5.65</w:t>
+            </w:r>
+          </w:p>
+        </w:tc>
+        <w:tc>
+          <w:tcPr/>
+          <w:p>
+            <w:pPr>
+              <w:pStyle w:val="Compact"/>
+              <w:spacing w:after="80"/>
+              <w:jc w:val="left"/>
+            </w:pPr>
+            <w:r>
+              <w:rPr>
+                <w:sz w:val="18"/>
+              </w:rPr>
+              <w:t xml:space="preserve">[3.15, 8.70]</w:t>
+            </w:r>
+          </w:p>
+        </w:tc>
+        <w:tc>
+          <w:tcPr/>
+          <w:p>
+            <w:pPr>
+              <w:pStyle w:val="Compact"/>
+              <w:spacing w:after="80"/>
+              <w:jc w:val="right"/>
+            </w:pPr>
+            <w:r>
+              <w:rPr>
+                <w:sz w:val="18"/>
+              </w:rPr>
+              <w:t xml:space="preserve">0.00391</w:t>
+            </w:r>
+          </w:p>
+        </w:tc>
+        <w:tc>
+          <w:tcPr/>
+          <w:p>
+            <w:pPr>
+              <w:pStyle w:val="Compact"/>
+              <w:spacing w:after="80"/>
+              <w:jc w:val="right"/>
+            </w:pPr>
+            <w:r>
+              <w:rPr>
+                <w:sz w:val="18"/>
+              </w:rPr>
+              <w:t xml:space="preserve">0.01172</w:t>
+            </w:r>
+          </w:p>
+        </w:tc>
+      </w:tr>
+    </w:tbl>
+    <w:p>
+      <w:pPr>
+        <w:pStyle w:val="BodyText"/>
+      </w:pPr>
+      <w:r>
+        <w:t xml:space="preserve">The fixed primary comparison is Full−LDA-only, specified before this run’s predictions. The three secondary comparisons form a separate Holm family. Exact two-sided sign-flip tests retain observed difference magnitudes over 512 assignments and use the absolute paired mean, with 1e−12 BA boundary tolerance. Pointwise percentile bootstrap intervals use 10,000 paired participant draws, seed 20261027 and numeric participant order 1–9.</w:t>
+      </w:r>
+    </w:p>
+    <w:p>
+      <w:pPr>
+        <w:pStyle w:val="BodyText"/>
+      </w:pPr>
+      <w:r>
+        <w:t xml:space="preserve">Full−LDA-only is positive/negative/zero in 3/3/3 people; its leave-one-out mean spans −0.42 to +1.04 pp. EA−Full is positive in 9/9, with individual differences +0.83 to +15.83 pp and leave-one-out means +4.38 to +6.25 pp. Across query runs 2–6, EA−Full cohort means are +10.19, +2.78, +6.02, +6.94 and +2.31 pp. The frozen raw statistics count a 5.55e−17 BA LDA−Frozen rounding difference as positive; treating values within 1e−12 as ties gives five positive, two negative and two tied descriptive participant outcomes for that secondary contrast. No recorded result was rewritten.</w:t>
+      </w:r>
+    </w:p>
+    <w:bookmarkEnd w:id="36"/>
+    <w:bookmarkStart w:id="37" w:name="X0f30307571265d5cbb50c6fc5e6a8477197df88"/>
+    <w:p>
+      <w:pPr>
+        <w:pStyle w:val="Heading3"/>
+      </w:pPr>
+      <w:r>
+        <w:t xml:space="preserve">Original artifact flags and ethics sources</w:t>
+      </w:r>
+    </w:p>
+    <w:p>
+      <w:pPr>
+        <w:pStyle w:val="FirstParagraph"/>
+      </w:pPr>
+      <w:r>
+        <w:t xml:space="preserve">No artifact-marked trials were rejected. Across nine people, the original flags occurred in 87 source-fit, 17 support and 94 query trials. These retained flags are different from Kumar’s amplitude rule. This experiment uses all original labeled hand trials in its assigned roles; it does not reproduce the competition’s artifact-free-only scoring convention.</w:t>
+      </w:r>
+    </w:p>
+    <w:p>
+      <w:pPr>
+        <w:pStyle w:val="BodyText"/>
+      </w:pPr>
+      <w:r>
+        <w:t xml:space="preserve">The inspected BNCI2a source paper and original protocol did not report a dataset-2a-specific ethics committee, approval number or consent form. The paper’s Harborview IRB/informed-consent paragraph belongs to Dataset 4 (ECoG) and is not attributed to these participants. The secondary analysis uses public coded records under the national-law basis stated in the main text, without recontact or re-identification. Original MAT recordings retain CC BY-ND 4.0 terms; public derived tables and code do not relicense the source recordings.</w:t>
+      </w:r>
+    </w:p>
+    <w:bookmarkEnd w:id="37"/>
+    <w:bookmarkStart w:id="38" w:name="version-execution-and-reconstruction"/>
+    <w:p>
+      <w:pPr>
+        <w:pStyle w:val="Heading3"/>
+      </w:pPr>
+      <w:r>
+        <w:t xml:space="preserve">Version, execution and reconstruction</w:t>
+      </w:r>
+    </w:p>
+    <w:p>
+      <w:pPr>
+        <w:pStyle w:val="FirstParagraph"/>
+      </w:pPr>
+      <w:r>
+        <w:t xml:space="preserve">The scientific protocol, raw-file identities and implementation were committed and pushed before prediction generation:</w:t>
+      </w:r>
+      <w:r>
+        <w:t xml:space="preserve"> </w:t>
+      </w:r>
+      <w:r>
+        <w:rPr>
+          <w:rStyle w:val="VerbatimChar"/>
+        </w:rPr>
+        <w:t xml:space="preserve">457e7bdaad96e84782b6fe968f88925a1200c4b3</w:t>
+      </w:r>
+      <w:r>
+        <w:t xml:space="preserve">. One existing-CPU invocation ran 27 October 2026, 06:34:54.957–06:36:59.303 UTC and exited 0. Nine source fits and 27 updating fits completed; the frozen target models copy each source. No previous Kumar or neural model was retrained and no school Slurm/Pod state changed. All 18 upstream MATs matched the versioned NEMAR byte lengths/SHA256, totaling 779,873,919 bytes. The scientific environment used Python 3.11.16, NumPy 2.2.6 and SciPy 1.15.3, with one BLAS thread.</w:t>
+      </w:r>
+    </w:p>
+    <w:p>
+      <w:pPr>
+        <w:pStyle w:val="BodyText"/>
+      </w:pPr>
+      <w:r>
+        <w:t xml:space="preserve">The external public result folder is</w:t>
+      </w:r>
+      <w:r>
+        <w:t xml:space="preserve"> </w:t>
+      </w:r>
+      <w:r>
+        <w:rPr>
+          <w:rStyle w:val="VerbatimChar"/>
+        </w:rPr>
+        <w:t xml:space="preserve">research_logs/paper2_external_validation_20261027/</w:t>
+      </w:r>
+      <w:r>
+        <w:t xml:space="preserve">: all 36 saved prediction JSONs, trial-role manifests, participant/run tables, exact tests and an independent JSON-only reconstruction are retained. This covers 1,080 distinct target trials, 4,320 method-specific prediction rows and 180 nested run endpoints. It does not increase the number of independent participants. The dataset had historical use in the first-paper project; this protocol is a version-frozen replication of the present component question, not a claim of an externally registered or previously unseen cohort.</w:t>
+      </w:r>
+    </w:p>
+    <w:p>
+      <w:pPr>
+        <w:pStyle w:val="BodyText"/>
+      </w:pPr>
+      <w:r>
+        <w:t xml:space="preserve">Raw EEG and fitted CSP/LDA tensors remain outside Git. The new result’s R2 transfer was attempted with the existing runtime bindings; all 208 planned objects returned HTTP 401 before upload, and no remote full-GET verification was established. Its failed receipt is retained. Local and public derived-result availability are distinguished from R2 durability; no storage success or parent acknowledgment is inferred.</w:t>
+      </w:r>
+    </w:p>
+    <w:p>
+      <w:pPr>
+        <w:pStyle w:val="BodyText"/>
+      </w:pPr>
+      <w:r>
+        <w:t xml:space="preserve">To regenerate the aggregate from saved predictions, without downloading EEG or refitting, use</w:t>
+      </w:r>
+      <w:r>
+        <w:t xml:space="preserve"> </w:t>
+      </w:r>
+      <w:r>
+        <w:rPr>
+          <w:rStyle w:val="VerbatimChar"/>
+        </w:rPr>
+        <w:t xml:space="preserve">runner.analyze</w:t>
+      </w:r>
+      <w:r>
+        <w:t xml:space="preserve"> </w:t>
+      </w:r>
+      <w:r>
+        <w:t xml:space="preserve">or the public replay entry described in the result-folder REPRODUCE.md. Raw acquisition/fit resumption uses the original fixed script and a separate private output directory.</w:t>
+      </w:r>
+    </w:p>
+    <w:bookmarkEnd w:id="38"/>
+    <w:bookmarkEnd w:id="39"/>
+    <w:bookmarkEnd w:id="40"/>
     <w:sectPr>
       <w:footerReference w:type="default" r:id="rId9"/>
       <w:pgSz w:w="11906" w:h="16838"/>

--- a/manuscript/discovery_revision_20261027/Supplementary_Methods.docx
+++ b/manuscript/discovery_revision_20261027/Supplementary_Methods.docx
@@ -2,13 +2,13 @@
 <file path=word/document.xml><?xml version="1.0" encoding="utf-8"?>
 <w:document xmlns:w="http://schemas.openxmlformats.org/wordprocessingml/2006/main" xmlns:m="http://schemas.openxmlformats.org/officeDocument/2006/math" xmlns:r="http://schemas.openxmlformats.org/officeDocument/2006/relationships" xmlns:o="urn:schemas-microsoft-com:office:office" xmlns:v="urn:schemas-microsoft-com:vml" xmlns:w10="urn:schemas-microsoft-com:office:word" xmlns:a="http://schemas.openxmlformats.org/drawingml/2006/main" xmlns:pic="http://schemas.openxmlformats.org/drawingml/2006/picture" xmlns:wp="http://schemas.openxmlformats.org/drawingml/2006/wordprocessingDrawing">
   <w:body>
-    <w:bookmarkStart w:id="40" w:name="X6ef3529dd4b82db1d2425ab396404021b416279"/>
+    <w:bookmarkStart w:id="40" w:name="Xc3143ec0cc5781aadd2bdea35a67a79bd4d8d00"/>
     <w:p>
       <w:pPr>
         <w:pStyle w:val="Heading1"/>
       </w:pPr>
       <w:r>
-        <w:t xml:space="preserve">S 1 Text. Component-wise recalibration: detailed methods and complete comparison scope</w:t>
+        <w:t xml:space="preserve">Supplementary methods: spatial refitting and alignment</w:t>
       </w:r>
     </w:p>
     <w:p>
@@ -26,19 +26,19 @@
           <w:i/>
           <w:iCs/>
         </w:rPr>
-        <w:t xml:space="preserve">Spatial-filter refitting improves limited-label EEG decoding beyond classifier recalibration</w:t>
-      </w:r>
-      <w:r>
-        <w:t xml:space="preserve">. It defines the matched-label component analysis, original comparison and subsequent component experiments. Original scientific and provenance supplements remain available at their versioned paths.</w:t>
+        <w:t xml:space="preserve">Matched-label analysis identifies spatial refitting and alignment gains in motor-imagery EEG</w:t>
+      </w:r>
+      <w:r>
+        <w:t xml:space="preserve">. It defines the matched-label component analysis, original comparison and subsequent component experiments. The accompanying data package contains the participant tables, prediction identities and reproduction scripts.</w:t>
       </w:r>
     </w:p>
-    <w:bookmarkStart w:id="20" w:name="s-1.-study-layers-and-statistical-units"/>
+    <w:bookmarkStart w:id="20" w:name="X20c6644e2aa8a1b46013dd25efab06e0469a79b"/>
     <w:p>
       <w:pPr>
         <w:pStyle w:val="Heading2"/>
       </w:pPr>
       <w:r>
-        <w:t xml:space="preserve">S 1. Study layers and statistical units</w:t>
+        <w:t xml:space="preserve">S 1. Kumar analysis layers and statistical units</w:t>
       </w:r>
     </w:p>
     <w:tbl>
@@ -480,7 +480,7 @@
         <w:pStyle w:val="BodyText"/>
       </w:pPr>
       <w:r>
-        <w:t xml:space="preserve">Participant was the independent unit for real-EEG intervals. Seeds were averaged within session and sessions within participant. V2/V3 used the same already-exposed development participants; their intervals are pointwise exploratory summaries. Pooled teachers are shared across participant evaluations, so their bootstrap uncertainty is conditional on the fitted teachers. Model, seed and repeated-prediction counts describe the nested experiments.</w:t>
+        <w:t xml:space="preserve">Participant was the independent unit for real-EEG intervals. Seeds were averaged within session and sessions within participant. V2/V3 used the same already-exposed development participants; their intervals are pointwise exploratory summaries. Pooled teachers are shared across participant evaluations, so their bootstrap uncertainty is conditional on the fitted teachers. Model, seed and repeated-prediction counts describe the nested experiments. The external cohort and its fixed endpoints are described in Section S12.</w:t>
       </w:r>
     </w:p>
     <w:bookmarkEnd w:id="20"/>
@@ -723,7 +723,7 @@
         <w:pStyle w:val="BodyText"/>
       </w:pPr>
       <w:r>
-        <w:t xml:space="preserve">Original primary-cohort mean full-minus-LDA-only was 5.47 pp, with corrected-error and introduced-error contributions 16.04 pp and 10.57 pp. Left/right recall changes were 6.16 pp and 4.78 pp, with both individual intervals including zero. The same component contrast was positive in 10/12 participant averages and all five session means; participant-deletion means ranged 4.39–6.28 pp. These are related descriptions of the same fitted models and predictions.</w:t>
+        <w:t xml:space="preserve">Original primary-cohort mean full-minus-LDA-only was 5.47 pp, with corrected-error and introduced-error contributions 16.04 pp and 10.57 pp. Left/right recall changes were 6.16 pp and 4.78 pp, with both individual intervals including zero. The same component contrast was positive in 10/12 participant averages and all five session means; participant-deletion means ranged 4.39–6.28 pp. Session profiles and participant-deletion summaries locate the component gain within the longitudinal data.</w:t>
       </w:r>
     </w:p>
     <w:p>
@@ -791,7 +791,7 @@
         <w:t xml:space="preserve"> </w:t>
       </w:r>
       <w:r>
-        <w:t xml:space="preserve">in BA units. The four-test family comprised full-minus-frozen, full-minus-LDA-only and LDA-only-minus-frozen in the 12-person primary cohort, and full-minus-frozen in the ten-person eligible unflagged subset. Unadjusted p values were 0.01953125, 0.01025390625, 0.26123046875 and 0.076171875; Holm-adjusted values were 0.05859375, 0.041015625, 0.26123046875 and 0.15234375, respectively. These tests use a sign-symmetric null conditional on the observed magnitudes; they are distinct from a signs-only test. The original percentile-bootstrap intervals are pointwise and unadjusted for this family.</w:t>
+        <w:t xml:space="preserve">in BA units. The four-test family comprised full-minus-frozen, full-minus-LDA-only and LDA-only-minus-frozen in the 12-person primary cohort, and full-minus-frozen in the ten-person eligible unflagged subset. Unadjusted p values were 0.01953125, 0.01025390625, 0.26123046875 and 0.076171875; Holm-adjusted values were 0.05859375, 0.041015625, 0.26123046875 and 0.15234375, respectively. These tests use a sign-symmetric null conditional on the observed magnitudes. The original percentile-bootstrap intervals are pointwise and unadjusted for this family.</w:t>
       </w:r>
     </w:p>
     <w:bookmarkEnd w:id="23"/>
@@ -2071,7 +2071,7 @@
         <w:pStyle w:val="BodyText"/>
       </w:pPr>
       <w:r>
-        <w:t xml:space="preserve">For class 0/1, let A_c=[I,−I] or[I, I]. The full candidate scores a Gaussian with mean A_cθ̂ and covariance Q_c=W+A_cPA_cᵀ, using equal class priors and fixed source within-class covariance W. Point prediction uses the same θ̂ and W without P. B/n assumes independent observations; serial-correlation simulations explicitly test violation of that approximation. No BA optimality or target negative-transfer theorem follows from the conditional expected squared-error result.</w:t>
+        <w:t xml:space="preserve">For class 0/1, let A_c=[I,−I] or[I, I]. The full candidate scores a Gaussian with mean A_cθ̂ and covariance Q_c=W+A_cPA_cᵀ, using equal class priors and fixed source within-class covariance W. Point prediction uses the same θ̂ and W without P. B/n assumes independent observations; serial-correlation simulations explicitly test violation of that approximation. The risk identity concerns class-mean squared error under the stated Gaussian model; classification accuracy and target BA are evaluated empirically.</w:t>
       </w:r>
     </w:p>
     <w:bookmarkEnd w:id="25"/>
@@ -3166,7 +3166,7 @@
         <w:pStyle w:val="BodyText"/>
       </w:pPr>
       <w:r>
-        <w:t xml:space="preserve">The functional policy evaluates teacher-to-candidate mean KL on 40 source-training anchors and enforces δ=0.01 in the core experiment, with separate full runs at 0.001 and 0.1. Up to 12 halvings are attempted for a proposed optimizer step. Rejected proposals restore parameters and Adam state and are counted separately from accepted optimizer updates. These steps form the constrained optimizer’s proposal procedure. Pinsker and Jensen give mean anchor total variation ≤√(δ/2); this finite-anchor probability statement does not bound discrete class changes or unseen-target BA.</w:t>
+        <w:t xml:space="preserve">The functional policy evaluates teacher-to-candidate mean KL on 40 source-training anchors and enforces δ=0.01 in the core experiment, with separate full runs at 0.001 and 0.1. Up to 12 halvings are attempted for a proposed optimizer step. Rejected proposals restore parameters and Adam state and are counted separately from accepted optimizer updates. These steps form the constrained optimizer’s proposal procedure. Pinsker and Jensen give mean anchor total variation ≤√(δ/2). The bound concerns prediction probabilities on the source anchors; target BA is an empirical endpoint.</w:t>
       </w:r>
     </w:p>
     <w:bookmarkEnd w:id="28"/>
@@ -3267,13 +3267,13 @@
       </w:r>
     </w:p>
     <w:bookmarkEnd w:id="30"/>
-    <w:bookmarkStart w:id="31" w:name="Xc63c91be64ca8ae54a7042a50fa25c8137a2d9e"/>
+    <w:bookmarkStart w:id="31" w:name="Xaed2b4d9dd0935435430329e8603b9630725450"/>
     <w:p>
       <w:pPr>
         <w:pStyle w:val="Heading2"/>
       </w:pPr>
       <w:r>
-        <w:t xml:space="preserve">S 8. Calibration reliability and retained original limitations</w:t>
+        <w:t xml:space="preserve">S 8. Calibration measurements and interpretation</w:t>
       </w:r>
     </w:p>
     <w:p>
@@ -3351,7 +3351,7 @@
         <w:pStyle w:val="BodyText"/>
       </w:pPr>
       <w:r>
-        <w:t xml:space="preserve">The original three slot jobs were 775309, 775310 and 775311. Each completed 42 tasks with recorded exit 0, no restart; actual slot walltimes show sequential execution. The three-slot capacity setting produced sequential execution in the recorded allocation. Runtime and storage records document provenance; saved-prediction reconstruction supplies the numerical verification.</w:t>
+        <w:t xml:space="preserve">Runtime, scheduler and storage records are provided in the repository audit reports. Saved-prediction reconstruction supplies the numerical verification.</w:t>
       </w:r>
     </w:p>
     <w:p>
@@ -9791,7 +9791,7 @@
         <w:pStyle w:val="BodyText"/>
       </w:pPr>
       <w:r>
-        <w:t xml:space="preserve">Full−LDA-only is positive/negative/zero in 3/3/3 people; its leave-one-out mean spans −0.42 to +1.04 pp. EA−Full is positive in 9/9, with individual differences +0.83 to +15.83 pp and leave-one-out means +4.38 to +6.25 pp. Across query runs 2–6, EA−Full cohort means are +10.19, +2.78, +6.02, +6.94 and +2.31 pp. The frozen raw statistics count a 5.55e−17 BA LDA−Frozen rounding difference as positive; treating values within 1e−12 as ties gives five positive, two negative and two tied descriptive participant outcomes for that secondary contrast. No recorded result was rewritten.</w:t>
+        <w:t xml:space="preserve">Full−LDA-only is positive/negative/zero in 3/3/3 people; its leave-one-out mean spans −0.42 to +1.04 pp. EA−Full is positive in 9/9, with individual differences +0.83 to +15.83 pp and leave-one-out means +4.38 to +6.25 pp. Across query runs 2–6, EA−Full cohort means are +10.19, +2.78, +6.02, +6.94 and +2.31 pp. Floating-point tie handling is documented in the independent numerical audit.</w:t>
       </w:r>
     </w:p>
     <w:bookmarkEnd w:id="36"/>
@@ -9809,7 +9809,7 @@
         <w:pStyle w:val="FirstParagraph"/>
       </w:pPr>
       <w:r>
-        <w:t xml:space="preserve">No artifact-marked trials were rejected. Across nine people, the original flags occurred in 87 source-fit, 17 support and 94 query trials. These retained flags are different from Kumar’s amplitude rule. This experiment uses all original labeled hand trials in its assigned roles; it does not reproduce the competition’s artifact-free-only scoring convention.</w:t>
+        <w:t xml:space="preserve">No artifact-marked trials were rejected. Across nine people, the original flags occurred in 87 source-fit, 17 support and 94 query trials. These retained flags are different from Kumar’s amplitude rule. This experiment uses all original labeled hand trials in its assigned roles; the competition used an artifact-free-only scoring convention.</w:t>
       </w:r>
     </w:p>
     <w:p>
@@ -9867,7 +9867,7 @@
         <w:t xml:space="preserve">research_logs/paper2_external_validation_20261027/</w:t>
       </w:r>
       <w:r>
-        <w:t xml:space="preserve">: all 36 saved prediction JSONs, trial-role manifests, participant/run tables, exact tests and an independent JSON-only reconstruction are retained. This covers 1,080 distinct target trials, 4,320 method-specific prediction rows and 180 nested run endpoints. It does not increase the number of independent participants. The dataset had historical use in the first-paper project; this protocol is a version-frozen replication of the present component question, not a claim of an externally registered or previously unseen cohort.</w:t>
+        <w:t xml:space="preserve">: all 36 saved prediction JSONs, trial-role manifests, participant/run tables, exact tests and an independent JSON-only reconstruction are retained. This covers 1,080 distinct target trials, 4,320 method-specific prediction rows and 180 nested run endpoints. Participants define the independent sample. BNCI had historical use in the first-paper project; the present component comparison was fixed in the repository before prediction generation.</w:t>
       </w:r>
     </w:p>
     <w:p>
@@ -9875,7 +9875,7 @@
         <w:pStyle w:val="BodyText"/>
       </w:pPr>
       <w:r>
-        <w:t xml:space="preserve">Raw EEG and fitted CSP/LDA tensors remain outside Git. The new result’s R2 transfer was attempted with the existing runtime bindings; all 208 planned objects returned HTTP 401 before upload, and no remote full-GET verification was established. Its failed receipt is retained. Local and public derived-result availability are distinguished from R2 durability; no storage success or parent acknowledgment is inferred.</w:t>
+        <w:t xml:space="preserve">The public repository supplies all saved predictions, trial-role manifests and numerical reconstruction code. Original EEG retains its source-data license. Private storage records and original transfer receipts are documented in the repository audit report.</w:t>
       </w:r>
     </w:p>
     <w:p>
@@ -9883,7 +9883,7 @@
         <w:pStyle w:val="BodyText"/>
       </w:pPr>
       <w:r>
-        <w:t xml:space="preserve">To regenerate the aggregate from saved predictions, without downloading EEG or refitting, use</w:t>
+        <w:t xml:space="preserve">Run</w:t>
       </w:r>
       <w:r>
         <w:t xml:space="preserve"> </w:t>
@@ -9892,13 +9892,13 @@
         <w:rPr>
           <w:rStyle w:val="VerbatimChar"/>
         </w:rPr>
-        <w:t xml:space="preserve">runner.analyze</w:t>
+        <w:t xml:space="preserve">scripts/replay_paper2_external_saved_predictions_20261027.py</w:t>
       </w:r>
       <w:r>
         <w:t xml:space="preserve"> </w:t>
       </w:r>
       <w:r>
-        <w:t xml:space="preserve">or the public replay entry described in the result-folder REPRODUCE.md. Raw acquisition/fit resumption uses the original fixed script and a separate private output directory.</w:t>
+        <w:t xml:space="preserve">to regenerate the aggregate from public prediction JSON files. The result-folder REPRODUCE.md supplies the exact command and dependencies. Raw-data execution and resumption use the fixed script and a separate private output directory.</w:t>
       </w:r>
     </w:p>
     <w:bookmarkEnd w:id="38"/>

--- a/manuscript/discovery_revision_20261027/Supplementary_Methods.docx
+++ b/manuscript/discovery_revision_20261027/Supplementary_Methods.docx
@@ -5,9 +5,18 @@
     <w:bookmarkStart w:id="40" w:name="Xc3143ec0cc5781aadd2bdea35a67a79bd4d8d00"/>
     <w:p>
       <w:pPr>
-        <w:pStyle w:val="Heading1"/>
+        <w:pStyle w:val="Title"/>
+        <w:keepNext/>
+        <w:keepLines/>
+        <w:spacing w:before="480" w:after="0"/>
       </w:pPr>
       <w:r>
+        <w:rPr>
+          <w:rFonts w:ascii="Calibri" w:hAnsi="Calibri"/>
+          <w:b/>
+          <w:color w:val="000000"/>
+          <w:sz w:val="32"/>
+        </w:rPr>
         <w:t xml:space="preserve">Supplementary methods: spatial refitting and alignment</w:t>
       </w:r>
     </w:p>
@@ -514,7 +523,7 @@
         <w:pStyle w:val="BodyText"/>
       </w:pPr>
       <w:r>
-        <w:t xml:space="preserve">All methods compared within a saved query identity used the same ordered trial IDs and true labels. Importing EA-CSP from V2 required actual ordered trial/label agreement, because versioned query-hash conventions differed. The identity comparison used actual ordered arrays alongside their checksums.</w:t>
+        <w:t xml:space="preserve">Methods evaluated on the same query set used identical ordered trial IDs and true labels. EA-CSP predictions imported from V2 were matched by these arrays and their checksums because query-hash conventions differed between versions.</w:t>
       </w:r>
     </w:p>
     <w:p>
@@ -731,7 +740,7 @@
         <w:pStyle w:val="BodyText"/>
       </w:pPr>
       <w:r>
-        <w:t xml:space="preserve">The pre-existing amplitude flag was 250 µV maximum raw channel peak-to-peak. It flagged 1,512/7,156 complete windows. Saved-prediction/QC matching used trial identity, role, true label and inclusion status. The unflagged target endpoint required both classes in every session; only ten original primary participants met that criterion. Their unflagged full-minus-frozen gain was 5.96 pp[0.99, 11.24] and component gain 3.82 pp[1.11, 6.72]. Their corresponding full-query gains were 6.50 pp and 4.53 pp. Source and support data were retained during this amplitude-conditional query restriction; the flag identifies a signal-amplitude property rather than a complete artifact assessment.</w:t>
+        <w:t xml:space="preserve">The pre-existing amplitude flag was 250 µV maximum raw channel peak-to-peak. It flagged 1,512/7,156 complete windows. Saved-prediction/QC matching used trial identity, role, true label and inclusion status. The unflagged target endpoint required both classes in every session; only ten original primary participants met that criterion. Their unflagged full-minus-frozen gain was 5.96 pp [0.99, 11.24] and component gain 3.82 pp [1.11, 6.72]. Their corresponding full-query gains were 6.50 pp and 4.53 pp. Source and support data were retained during this amplitude-conditional query restriction; the flag identifies a signal-amplitude property rather than a complete artifact assessment.</w:t>
       </w:r>
     </w:p>
     <w:p>
@@ -971,7 +980,7 @@
         <w:pStyle w:val="FirstParagraph"/>
       </w:pPr>
       <w:r>
-        <w:t xml:space="preserve">The symmetric-vector operator multiplies off-diagonal elements by√2 to preserve the Frobenius inner product. With 22 channels, p=253. The reference remains fixed for every current-session budget and all queries. Trace normalization and identity shrinkage do not confer strict invariance to arbitrary affine sensor transformations.</w:t>
+        <w:t xml:space="preserve">The symmetric-vector operator multiplies off-diagonal elements by √2 to preserve the Frobenius inner product. With 22 channels, p=253. The reference remains fixed for every current-session budget and all queries. Trace normalization and identity shrinkage do not confer strict invariance to arbitrary affine sensor transformations.</w:t>
       </w:r>
     </w:p>
     <w:p>
@@ -2019,7 +2028,7 @@
         <w:pStyle w:val="FirstParagraph"/>
       </w:pPr>
       <w:r>
-        <w:t xml:space="preserve">The implementation uses a masked linear-Gaussian update and the Joseph form for P. For a single observed class, the mask retains only that class’s observations, unidentifiable shift variation is set tozero, and the unobserved class retains its source mean. A class represented by one support trial uses the fixed source class covariance as its variance proxy. The numerical floor is</w:t>
+        <w:t xml:space="preserve">The implementation uses a masked linear-Gaussian update and the Joseph form for P. For a single observed class, the mask retains only that class’s observations, unidentifiable shift variation is set to zero, and the unobserved class retains its source mean. A class represented by one support trial uses the fixed source class covariance as its variance proxy. The numerical floor is</w:t>
       </w:r>
       <w:r>
         <w:t xml:space="preserve"> </w:t>
@@ -2071,7 +2080,7 @@
         <w:pStyle w:val="BodyText"/>
       </w:pPr>
       <w:r>
-        <w:t xml:space="preserve">For class 0/1, let A_c=[I,−I] or[I, I]. The full candidate scores a Gaussian with mean A_cθ̂ and covariance Q_c=W+A_cPA_cᵀ, using equal class priors and fixed source within-class covariance W. Point prediction uses the same θ̂ and W without P. B/n assumes independent observations; serial-correlation simulations explicitly test violation of that approximation. The risk identity concerns class-mean squared error under the stated Gaussian model; classification accuracy and target BA are evaluated empirically.</w:t>
+        <w:t xml:space="preserve">For class 0/1, let A_c=[I,−I] or [I, I]. The full candidate scores a Gaussian with mean A_cθ̂ and covariance Q_c=W+A_cPA_cᵀ, using equal class priors and fixed source within-class covariance W. Point prediction uses the same θ̂ and W without P. B/n assumes independent observations; serial-correlation simulations explicitly test violation of that approximation. The risk identity concerns class-mean squared error under the stated Gaussian model; classification accuracy and target BA are evaluated empirically.</w:t>
       </w:r>
     </w:p>
     <w:bookmarkEnd w:id="25"/>
@@ -3192,7 +3201,7 @@
         <w:pStyle w:val="BodyText"/>
       </w:pPr>
       <w:r>
-        <w:t xml:space="preserve">The cap 20 BN-mode participant-deletion mean ranges were+1.07 to+1.90 pp for individual sources and+1.34 to+2.29 pp for pooled sources. These summaries assess participant influence on the same six-person result.</w:t>
+        <w:t xml:space="preserve">The cap 20 BN-mode participant-deletion mean ranges were +1.07 to +1.90 pp for individual sources and +1.34 to +2.29 pp for pooled sources. These summaries assess participant influence on the same six-person result.</w:t>
       </w:r>
     </w:p>
     <w:p>
@@ -3218,7 +3227,7 @@
         <w:pStyle w:val="FirstParagraph"/>
       </w:pPr>
       <w:r>
-        <w:t xml:space="preserve">The fixed factorial grid used p∈{16, 64}, source examples per class∈{10, 20,100}, support examples per class∈{1, 2, 5, 10}, shift type∈{none, common, contrast, both}, anisotropy∈{1, 20}, and stationary AR(1) correlation∈{0, 0.5}. Shift scale was.5, with 50 paired draws and 100 query examples per class. All nine methods received the same source/support/query draws within each replicate. The estimator used its fixed variance approximation across all generating correlations.</w:t>
+        <w:t xml:space="preserve">The fixed factorial grid used p∈{16, 64}, source examples per class∈{10, 20,100}, support examples per class∈{1, 2, 5, 10}, shift type∈{none, common, contrast, both}, anisotropy∈{1, 20}, and stationary AR(1) correlation∈{0, 0.5}. Shift scale was 0.5, with 50 paired draws and 100 query examples per class. All nine methods received the same source/support/query draws within each replicate. The estimator used its fixed variance approximation across all generating correlations.</w:t>
       </w:r>
     </w:p>
     <w:p>
@@ -3359,7 +3368,7 @@
         <w:pStyle w:val="BodyText"/>
       </w:pPr>
       <w:r>
-        <w:t xml:space="preserve">Kumar analyses reused saved predictions, metrics and histories with their original fitted models, seeds and support windows. The external replication in Section S12 generated its own four-method predictions. Original submission packages and all experiment outcomes remain at their versioned paths. Reproduction scripts, table definitions, figure inputs and targeted verification are identified in the accompanying revision report.</w:t>
+        <w:t xml:space="preserve">Kumar analyses reused saved predictions, metrics and histories with their original fitted models, seeds and support windows. The external comparison in Section S12 generated its own four-method predictions. Original submission packages and all experiment outcomes remain at their versioned paths. Reproduction scripts, table definitions, figure inputs and targeted verification are identified in the accompanying revision report.</w:t>
       </w:r>
     </w:p>
     <w:bookmarkEnd w:id="32"/>
@@ -7859,7 +7868,7 @@
         <w:pStyle w:val="BodyText"/>
       </w:pPr>
       <w:r>
-        <w:t xml:space="preserve">The full candidate minus tangent refitting was−5.8255 BA points. Of 384 scenario means, eight favored the candidate and 376 favored refitting. Candidate feature-mean squared error was larger than refitting in every scenario mean. Posterior-predictive versus point candidate prediction changed mean cross entropy by−0.34094, Brier by−0.00191 and BA by−0.0398 percentage points. The contrasts separate probability scoring from classification and mean estimation.</w:t>
+        <w:t xml:space="preserve">The full candidate minus tangent refitting was −5.8255 BA points. Of 384 scenario means, eight favored the candidate and 376 favored refitting. Candidate feature-mean squared error was larger than refitting in every scenario mean. Posterior-predictive versus point candidate prediction changed mean cross entropy by −0.34094, Brier by −0.00191 and BA by −0.0398 percentage points. The contrasts separate probability scoring from classification and mean estimation.</w:t>
       </w:r>
     </w:p>
     <w:bookmarkEnd w:id="34"/>
@@ -7869,7 +7878,7 @@
         <w:pStyle w:val="Heading2"/>
       </w:pPr>
       <w:r>
-        <w:t xml:space="preserve">S 12. Fixed external component replication</w:t>
+        <w:t xml:space="preserve">S 12. External component comparison with a fixed calibration budget</w:t>
       </w:r>
     </w:p>
     <w:bookmarkStart w:id="35" w:name="dataset-events-and-information-access"/>
@@ -9835,7 +9844,7 @@
         <w:pStyle w:val="FirstParagraph"/>
       </w:pPr>
       <w:r>
-        <w:t xml:space="preserve">The scientific protocol, raw-file identities and implementation were committed and pushed before prediction generation:</w:t>
+        <w:t xml:space="preserve">The protocol, raw-file identities and implementation were fixed at commit</w:t>
       </w:r>
       <w:r>
         <w:t xml:space="preserve"> </w:t>
@@ -9847,7 +9856,7 @@
         <w:t xml:space="preserve">457e7bdaad96e84782b6fe968f88925a1200c4b3</w:t>
       </w:r>
       <w:r>
-        <w:t xml:space="preserve">. One existing-CPU invocation ran 27 October 2026, 06:34:54.957–06:36:59.303 UTC and exited 0. Nine source fits and 27 updating fits completed; the frozen target models copy each source. No previous Kumar or neural model was retrained and no school Slurm/Pod state changed. All 18 upstream MATs matched the versioned NEMAR byte lengths/SHA256, totaling 779,873,919 bytes. The scientific environment used Python 3.11.16, NumPy 2.2.6 and SciPy 1.15.3, with one BLAS thread.</w:t>
+        <w:t xml:space="preserve"> before prediction generation. The external experiment used nine source fits and 27 updating fits; frozen models reused the corresponding source fit. All 18 original MAT files matched the versioned NEMAR byte lengths and SHA256 checksums, totaling 779,873,919 bytes. Execution used Python 3.11.16, NumPy 2.2.6 and SciPy 1.15.3, with one BLAS thread.</w:t>
       </w:r>
     </w:p>
     <w:p>
